--- a/Knowledge/3-Work knowledge/1-Software Engineering/2-Testing/5-My Source/1-ISTQB Foundation Level/1-Testing terms/17-Positive testing and Negative Testing.docx
+++ b/Knowledge/3-Work knowledge/1-Software Engineering/2-Testing/5-My Source/1-ISTQB Foundation Level/1-Testing terms/17-Positive testing and Negative Testing.docx
@@ -39,51 +39,77 @@
       </w:pPr>
       <w:r>
         <w:rPr>
-          <w:b/>
-          <w:shd w:val="clear" w:color="auto" w:fill="B7B7B7"/>
-        </w:rPr>
-        <w:t># Source</w:t>
-      </w:r>
-      <w:r>
-        <w:rPr>
-          <w:shd w:val="clear" w:color="auto" w:fill="B7B7B7"/>
-        </w:rPr>
-        <w:t xml:space="preserve">: </w:t>
-      </w:r>
-      <w:r>
-        <w:rPr>
-          <w:b/>
-          <w:shd w:val="clear" w:color="auto" w:fill="B7B7B7"/>
-        </w:rPr>
-        <w:t xml:space="preserve">Chatgpt </w:t>
-      </w:r>
-      <w:r>
-        <w:rPr>
-          <w:b/>
-          <w:sz w:val="14"/>
-          <w:szCs w:val="14"/>
-          <w:shd w:val="clear" w:color="auto" w:fill="B7B7B7"/>
-        </w:rPr>
-        <w:t>(GPT</w:t>
-      </w:r>
-      <w:r>
-        <w:rPr>
-          <w:rFonts w:ascii="Cambria Math" w:hAnsi="Cambria Math" w:cs="Cambria Math"/>
-          <w:b/>
-          <w:sz w:val="14"/>
-          <w:szCs w:val="14"/>
-          <w:shd w:val="clear" w:color="auto" w:fill="B7B7B7"/>
+          <w:rFonts w:ascii="Arial" w:eastAsia="Arial" w:hAnsi="Arial" w:cs="Arial"/>
+          <w:b/>
+          <w:color w:val="000000"/>
+          <w:sz w:val="18"/>
+          <w:highlight w:val="lightGray"/>
+        </w:rPr>
+        <w:t># Source: AI Source: Provided by: [Data Path</w:t>
+      </w:r>
+      <w:r>
+        <w:rPr>
+          <w:rFonts w:ascii="Arial" w:eastAsia="Arial" w:hAnsi="Arial" w:cs="Arial"/>
+          <w:color w:val="000000"/>
+          <w:sz w:val="18"/>
+          <w:highlight w:val="lightGray"/>
+        </w:rPr>
+        <w:t xml:space="preserve">: Persons Table -&gt; ID Column: 1, Name_En Column: Motasem Essam] -&gt; </w:t>
+      </w:r>
+      <w:r>
+        <w:rPr>
+          <w:rFonts w:ascii="Arial" w:eastAsia="Arial" w:hAnsi="Arial" w:cs="Arial"/>
+          <w:b/>
+          <w:color w:val="000000"/>
+          <w:sz w:val="18"/>
+          <w:highlight w:val="lightGray"/>
+        </w:rPr>
+        <w:t>From:</w:t>
+      </w:r>
+      <w:r>
+        <w:rPr>
+          <w:rFonts w:ascii="Arial" w:eastAsia="Arial" w:hAnsi="Arial" w:cs="Arial"/>
+          <w:color w:val="000000"/>
+          <w:sz w:val="18"/>
+          <w:highlight w:val="lightGray"/>
+        </w:rPr>
+        <w:t xml:space="preserve"> [Chatgpt (GPT</w:t>
+      </w:r>
+      <w:r>
+        <w:rPr>
+          <w:rFonts w:ascii="Arial" w:eastAsia="Arial" w:hAnsi="Arial" w:cs="Cambria Math"/>
+          <w:color w:val="000000"/>
+          <w:sz w:val="18"/>
+          <w:highlight w:val="lightGray"/>
         </w:rPr>
         <w:t>‑</w:t>
       </w:r>
       <w:r>
         <w:rPr>
-          <w:b/>
-          <w:sz w:val="14"/>
-          <w:szCs w:val="14"/>
-          <w:shd w:val="clear" w:color="auto" w:fill="B7B7B7"/>
-        </w:rPr>
-        <w:t>5 Mini) at [8/23/2025]</w:t>
+          <w:rFonts w:ascii="Arial" w:eastAsia="Arial" w:hAnsi="Arial" w:cs="Arial"/>
+          <w:color w:val="000000"/>
+          <w:sz w:val="18"/>
+          <w:highlight w:val="lightGray"/>
+        </w:rPr>
+        <w:t xml:space="preserve">5 Mini)] </w:t>
+      </w:r>
+      <w:r>
+        <w:rPr>
+          <w:rFonts w:ascii="Arial" w:eastAsia="Arial" w:hAnsi="Arial" w:cs="Arial"/>
+          <w:b/>
+          <w:color w:val="000000"/>
+          <w:sz w:val="18"/>
+          <w:highlight w:val="lightGray"/>
+        </w:rPr>
+        <w:t>on</w:t>
+      </w:r>
+      <w:r>
+        <w:rPr>
+          <w:rFonts w:ascii="Arial" w:eastAsia="Arial" w:hAnsi="Arial"/>
+          <w:sz w:val="18"/>
+          <w:highlight w:val="lightGray"/>
+        </w:rPr>
+        <w:t xml:space="preserve"> [8/23/2025]</w:t>
       </w:r>
     </w:p>
     <w:p>
@@ -122,7 +148,7 @@
     </w:p>
     <w:p>
       <w:r>
-        <w:pict w14:anchorId="095CAF99">
+        <w:pict w14:anchorId="4107AEB5">
           <v:rect id="_x0000_i1025" style="width:0;height:1.5pt" o:hralign="center" o:hrstd="t" o:hr="t" fillcolor="#a0a0a0" stroked="f"/>
         </w:pict>
       </w:r>
@@ -159,60 +185,86 @@
       </w:pPr>
       <w:r>
         <w:rPr>
-          <w:b/>
-          <w:shd w:val="clear" w:color="auto" w:fill="B7B7B7"/>
-        </w:rPr>
-        <w:t># Source</w:t>
-      </w:r>
-      <w:r>
-        <w:rPr>
-          <w:shd w:val="clear" w:color="auto" w:fill="B7B7B7"/>
-        </w:rPr>
-        <w:t xml:space="preserve">: </w:t>
-      </w:r>
-      <w:r>
-        <w:rPr>
-          <w:b/>
-          <w:shd w:val="clear" w:color="auto" w:fill="B7B7B7"/>
-        </w:rPr>
-        <w:t xml:space="preserve">Chatgpt </w:t>
-      </w:r>
-      <w:r>
-        <w:rPr>
-          <w:b/>
-          <w:sz w:val="14"/>
-          <w:szCs w:val="14"/>
-          <w:shd w:val="clear" w:color="auto" w:fill="B7B7B7"/>
-        </w:rPr>
-        <w:t>(GPT</w:t>
-      </w:r>
-      <w:r>
-        <w:rPr>
-          <w:rFonts w:ascii="Cambria Math" w:hAnsi="Cambria Math" w:cs="Cambria Math"/>
-          <w:b/>
-          <w:sz w:val="14"/>
-          <w:szCs w:val="14"/>
-          <w:shd w:val="clear" w:color="auto" w:fill="B7B7B7"/>
+          <w:rFonts w:ascii="Arial" w:eastAsia="Arial" w:hAnsi="Arial" w:cs="Arial"/>
+          <w:b/>
+          <w:color w:val="000000"/>
+          <w:sz w:val="18"/>
+          <w:highlight w:val="lightGray"/>
+        </w:rPr>
+        <w:t># Source: AI Source: Provided by: [Data Path</w:t>
+      </w:r>
+      <w:r>
+        <w:rPr>
+          <w:rFonts w:ascii="Arial" w:eastAsia="Arial" w:hAnsi="Arial" w:cs="Arial"/>
+          <w:color w:val="000000"/>
+          <w:sz w:val="18"/>
+          <w:highlight w:val="lightGray"/>
+        </w:rPr>
+        <w:t xml:space="preserve">: Persons Table -&gt; ID Column: 1, Name_En Column: Motasem Essam] -&gt; </w:t>
+      </w:r>
+      <w:r>
+        <w:rPr>
+          <w:rFonts w:ascii="Arial" w:eastAsia="Arial" w:hAnsi="Arial" w:cs="Arial"/>
+          <w:b/>
+          <w:color w:val="000000"/>
+          <w:sz w:val="18"/>
+          <w:highlight w:val="lightGray"/>
+        </w:rPr>
+        <w:t>From:</w:t>
+      </w:r>
+      <w:r>
+        <w:rPr>
+          <w:rFonts w:ascii="Arial" w:eastAsia="Arial" w:hAnsi="Arial" w:cs="Arial"/>
+          <w:color w:val="000000"/>
+          <w:sz w:val="18"/>
+          <w:highlight w:val="lightGray"/>
+        </w:rPr>
+        <w:t xml:space="preserve"> [Chatgpt (GPT</w:t>
+      </w:r>
+      <w:r>
+        <w:rPr>
+          <w:rFonts w:ascii="Arial" w:eastAsia="Arial" w:hAnsi="Arial" w:cs="Cambria Math"/>
+          <w:color w:val="000000"/>
+          <w:sz w:val="18"/>
+          <w:highlight w:val="lightGray"/>
         </w:rPr>
         <w:t>‑</w:t>
       </w:r>
       <w:r>
         <w:rPr>
-          <w:b/>
-          <w:sz w:val="14"/>
-          <w:szCs w:val="14"/>
-          <w:shd w:val="clear" w:color="auto" w:fill="B7B7B7"/>
-        </w:rPr>
-        <w:t>5 Mini) at [8/23/2025]</w:t>
+          <w:rFonts w:ascii="Arial" w:eastAsia="Arial" w:hAnsi="Arial" w:cs="Arial"/>
+          <w:color w:val="000000"/>
+          <w:sz w:val="18"/>
+          <w:highlight w:val="lightGray"/>
+        </w:rPr>
+        <w:t xml:space="preserve">5 Mini)] </w:t>
+      </w:r>
+      <w:r>
+        <w:rPr>
+          <w:rFonts w:ascii="Arial" w:eastAsia="Arial" w:hAnsi="Arial" w:cs="Arial"/>
+          <w:b/>
+          <w:color w:val="000000"/>
+          <w:sz w:val="18"/>
+          <w:highlight w:val="lightGray"/>
+        </w:rPr>
+        <w:t>on</w:t>
+      </w:r>
+      <w:r>
+        <w:rPr>
+          <w:rFonts w:ascii="Arial" w:eastAsia="Arial" w:hAnsi="Arial"/>
+          <w:sz w:val="18"/>
+          <w:highlight w:val="lightGray"/>
+        </w:rPr>
+        <w:t xml:space="preserve"> [8/23/2025]</w:t>
       </w:r>
     </w:p>
     <w:p>
       <w:pPr>
         <w:numPr>
           <w:ilvl w:val="0"/>
-          <w:numId w:val="22"/>
+          <w:numId w:val="8"/>
         </w:numPr>
-        <w:spacing w:before="240"/>
+        <w:spacing w:before="240" w:after="0" w:line="276" w:lineRule="auto"/>
       </w:pPr>
       <w:r>
         <w:rPr>
@@ -244,8 +296,9 @@
       <w:pPr>
         <w:numPr>
           <w:ilvl w:val="0"/>
-          <w:numId w:val="22"/>
+          <w:numId w:val="8"/>
         </w:numPr>
+        <w:spacing w:after="0" w:line="276" w:lineRule="auto"/>
       </w:pPr>
       <w:r>
         <w:rPr>
@@ -277,9 +330,9 @@
       <w:pPr>
         <w:numPr>
           <w:ilvl w:val="0"/>
-          <w:numId w:val="22"/>
+          <w:numId w:val="8"/>
         </w:numPr>
-        <w:spacing w:after="240"/>
+        <w:spacing w:after="240" w:line="276" w:lineRule="auto"/>
       </w:pPr>
       <w:r>
         <w:rPr>
@@ -306,7 +359,7 @@
     </w:p>
     <w:p>
       <w:r>
-        <w:pict w14:anchorId="43C93CC0">
+        <w:pict w14:anchorId="5EC61C56">
           <v:rect id="_x0000_i1026" style="width:0;height:1.5pt" o:hralign="center" o:hrstd="t" o:hr="t" fillcolor="#a0a0a0" stroked="f"/>
         </w:pict>
       </w:r>
@@ -343,60 +396,86 @@
       </w:pPr>
       <w:r>
         <w:rPr>
-          <w:b/>
-          <w:shd w:val="clear" w:color="auto" w:fill="B7B7B7"/>
-        </w:rPr>
-        <w:t># Source</w:t>
-      </w:r>
-      <w:r>
-        <w:rPr>
-          <w:shd w:val="clear" w:color="auto" w:fill="B7B7B7"/>
-        </w:rPr>
-        <w:t xml:space="preserve">: </w:t>
-      </w:r>
-      <w:r>
-        <w:rPr>
-          <w:b/>
-          <w:shd w:val="clear" w:color="auto" w:fill="B7B7B7"/>
-        </w:rPr>
-        <w:t xml:space="preserve">Chatgpt </w:t>
-      </w:r>
-      <w:r>
-        <w:rPr>
-          <w:b/>
-          <w:sz w:val="14"/>
-          <w:szCs w:val="14"/>
-          <w:shd w:val="clear" w:color="auto" w:fill="B7B7B7"/>
-        </w:rPr>
-        <w:t>(GPT</w:t>
-      </w:r>
-      <w:r>
-        <w:rPr>
-          <w:rFonts w:ascii="Cambria Math" w:hAnsi="Cambria Math" w:cs="Cambria Math"/>
-          <w:b/>
-          <w:sz w:val="14"/>
-          <w:szCs w:val="14"/>
-          <w:shd w:val="clear" w:color="auto" w:fill="B7B7B7"/>
+          <w:rFonts w:ascii="Arial" w:eastAsia="Arial" w:hAnsi="Arial" w:cs="Arial"/>
+          <w:b/>
+          <w:color w:val="000000"/>
+          <w:sz w:val="18"/>
+          <w:highlight w:val="lightGray"/>
+        </w:rPr>
+        <w:t># Source: AI Source: Provided by: [Data Path</w:t>
+      </w:r>
+      <w:r>
+        <w:rPr>
+          <w:rFonts w:ascii="Arial" w:eastAsia="Arial" w:hAnsi="Arial" w:cs="Arial"/>
+          <w:color w:val="000000"/>
+          <w:sz w:val="18"/>
+          <w:highlight w:val="lightGray"/>
+        </w:rPr>
+        <w:t xml:space="preserve">: Persons Table -&gt; ID Column: 1, Name_En Column: Motasem Essam] -&gt; </w:t>
+      </w:r>
+      <w:r>
+        <w:rPr>
+          <w:rFonts w:ascii="Arial" w:eastAsia="Arial" w:hAnsi="Arial" w:cs="Arial"/>
+          <w:b/>
+          <w:color w:val="000000"/>
+          <w:sz w:val="18"/>
+          <w:highlight w:val="lightGray"/>
+        </w:rPr>
+        <w:t>From:</w:t>
+      </w:r>
+      <w:r>
+        <w:rPr>
+          <w:rFonts w:ascii="Arial" w:eastAsia="Arial" w:hAnsi="Arial" w:cs="Arial"/>
+          <w:color w:val="000000"/>
+          <w:sz w:val="18"/>
+          <w:highlight w:val="lightGray"/>
+        </w:rPr>
+        <w:t xml:space="preserve"> [Chatgpt (GPT</w:t>
+      </w:r>
+      <w:r>
+        <w:rPr>
+          <w:rFonts w:ascii="Arial" w:eastAsia="Arial" w:hAnsi="Arial" w:cs="Cambria Math"/>
+          <w:color w:val="000000"/>
+          <w:sz w:val="18"/>
+          <w:highlight w:val="lightGray"/>
         </w:rPr>
         <w:t>‑</w:t>
       </w:r>
       <w:r>
         <w:rPr>
-          <w:b/>
-          <w:sz w:val="14"/>
-          <w:szCs w:val="14"/>
-          <w:shd w:val="clear" w:color="auto" w:fill="B7B7B7"/>
-        </w:rPr>
-        <w:t>5 Mini) at [8/23/2025]</w:t>
+          <w:rFonts w:ascii="Arial" w:eastAsia="Arial" w:hAnsi="Arial" w:cs="Arial"/>
+          <w:color w:val="000000"/>
+          <w:sz w:val="18"/>
+          <w:highlight w:val="lightGray"/>
+        </w:rPr>
+        <w:t xml:space="preserve">5 Mini)] </w:t>
+      </w:r>
+      <w:r>
+        <w:rPr>
+          <w:rFonts w:ascii="Arial" w:eastAsia="Arial" w:hAnsi="Arial" w:cs="Arial"/>
+          <w:b/>
+          <w:color w:val="000000"/>
+          <w:sz w:val="18"/>
+          <w:highlight w:val="lightGray"/>
+        </w:rPr>
+        <w:t>on</w:t>
+      </w:r>
+      <w:r>
+        <w:rPr>
+          <w:rFonts w:ascii="Arial" w:eastAsia="Arial" w:hAnsi="Arial"/>
+          <w:sz w:val="18"/>
+          <w:highlight w:val="lightGray"/>
+        </w:rPr>
+        <w:t xml:space="preserve"> [8/23/2025]</w:t>
       </w:r>
     </w:p>
     <w:p>
       <w:pPr>
         <w:numPr>
           <w:ilvl w:val="0"/>
-          <w:numId w:val="20"/>
+          <w:numId w:val="6"/>
         </w:numPr>
-        <w:spacing w:before="240"/>
+        <w:spacing w:before="240" w:after="0" w:line="276" w:lineRule="auto"/>
       </w:pPr>
       <w:r>
         <w:rPr>
@@ -428,9 +507,9 @@
       <w:pPr>
         <w:numPr>
           <w:ilvl w:val="0"/>
-          <w:numId w:val="20"/>
+          <w:numId w:val="6"/>
         </w:numPr>
-        <w:spacing w:after="240"/>
+        <w:spacing w:after="240" w:line="276" w:lineRule="auto"/>
         <w:rPr>
           <w:rFonts w:ascii="Roboto Mono" w:eastAsia="Roboto Mono" w:hAnsi="Roboto Mono" w:cs="Roboto Mono"/>
         </w:rPr>
@@ -450,7 +529,7 @@
     </w:p>
     <w:p>
       <w:r>
-        <w:pict w14:anchorId="1A2C661F">
+        <w:pict w14:anchorId="7139ED20">
           <v:rect id="_x0000_i1027" style="width:0;height:1.5pt" o:hralign="center" o:hrstd="t" o:hr="t" fillcolor="#a0a0a0" stroked="f"/>
         </w:pict>
       </w:r>
@@ -487,61 +566,86 @@
       </w:pPr>
       <w:r>
         <w:rPr>
-          <w:b/>
-          <w:shd w:val="clear" w:color="auto" w:fill="B7B7B7"/>
-        </w:rPr>
-        <w:lastRenderedPageBreak/>
-        <w:t># Source</w:t>
-      </w:r>
-      <w:r>
-        <w:rPr>
-          <w:shd w:val="clear" w:color="auto" w:fill="B7B7B7"/>
-        </w:rPr>
-        <w:t xml:space="preserve">: </w:t>
-      </w:r>
-      <w:r>
-        <w:rPr>
-          <w:b/>
-          <w:shd w:val="clear" w:color="auto" w:fill="B7B7B7"/>
-        </w:rPr>
-        <w:t xml:space="preserve">Chatgpt </w:t>
-      </w:r>
-      <w:r>
-        <w:rPr>
-          <w:b/>
-          <w:sz w:val="14"/>
-          <w:szCs w:val="14"/>
-          <w:shd w:val="clear" w:color="auto" w:fill="B7B7B7"/>
-        </w:rPr>
-        <w:t>(GPT</w:t>
-      </w:r>
-      <w:r>
-        <w:rPr>
-          <w:rFonts w:ascii="Cambria Math" w:hAnsi="Cambria Math" w:cs="Cambria Math"/>
-          <w:b/>
-          <w:sz w:val="14"/>
-          <w:szCs w:val="14"/>
-          <w:shd w:val="clear" w:color="auto" w:fill="B7B7B7"/>
+          <w:rFonts w:ascii="Arial" w:eastAsia="Arial" w:hAnsi="Arial" w:cs="Arial"/>
+          <w:b/>
+          <w:color w:val="000000"/>
+          <w:sz w:val="18"/>
+          <w:highlight w:val="lightGray"/>
+        </w:rPr>
+        <w:t># Source: AI Source: Provided by: [Data Path</w:t>
+      </w:r>
+      <w:r>
+        <w:rPr>
+          <w:rFonts w:ascii="Arial" w:eastAsia="Arial" w:hAnsi="Arial" w:cs="Arial"/>
+          <w:color w:val="000000"/>
+          <w:sz w:val="18"/>
+          <w:highlight w:val="lightGray"/>
+        </w:rPr>
+        <w:t xml:space="preserve">: Persons Table -&gt; ID Column: 1, Name_En Column: Motasem Essam] -&gt; </w:t>
+      </w:r>
+      <w:r>
+        <w:rPr>
+          <w:rFonts w:ascii="Arial" w:eastAsia="Arial" w:hAnsi="Arial" w:cs="Arial"/>
+          <w:b/>
+          <w:color w:val="000000"/>
+          <w:sz w:val="18"/>
+          <w:highlight w:val="lightGray"/>
+        </w:rPr>
+        <w:t>From:</w:t>
+      </w:r>
+      <w:r>
+        <w:rPr>
+          <w:rFonts w:ascii="Arial" w:eastAsia="Arial" w:hAnsi="Arial" w:cs="Arial"/>
+          <w:color w:val="000000"/>
+          <w:sz w:val="18"/>
+          <w:highlight w:val="lightGray"/>
+        </w:rPr>
+        <w:t xml:space="preserve"> [Chatgpt (GPT</w:t>
+      </w:r>
+      <w:r>
+        <w:rPr>
+          <w:rFonts w:ascii="Arial" w:eastAsia="Arial" w:hAnsi="Arial" w:cs="Cambria Math"/>
+          <w:color w:val="000000"/>
+          <w:sz w:val="18"/>
+          <w:highlight w:val="lightGray"/>
         </w:rPr>
         <w:t>‑</w:t>
       </w:r>
       <w:r>
         <w:rPr>
-          <w:b/>
-          <w:sz w:val="14"/>
-          <w:szCs w:val="14"/>
-          <w:shd w:val="clear" w:color="auto" w:fill="B7B7B7"/>
-        </w:rPr>
-        <w:t>5 Mini) at [8/23/2025]</w:t>
+          <w:rFonts w:ascii="Arial" w:eastAsia="Arial" w:hAnsi="Arial" w:cs="Arial"/>
+          <w:color w:val="000000"/>
+          <w:sz w:val="18"/>
+          <w:highlight w:val="lightGray"/>
+        </w:rPr>
+        <w:t xml:space="preserve">5 Mini)] </w:t>
+      </w:r>
+      <w:r>
+        <w:rPr>
+          <w:rFonts w:ascii="Arial" w:eastAsia="Arial" w:hAnsi="Arial" w:cs="Arial"/>
+          <w:b/>
+          <w:color w:val="000000"/>
+          <w:sz w:val="18"/>
+          <w:highlight w:val="lightGray"/>
+        </w:rPr>
+        <w:t>on</w:t>
+      </w:r>
+      <w:r>
+        <w:rPr>
+          <w:rFonts w:ascii="Arial" w:eastAsia="Arial" w:hAnsi="Arial"/>
+          <w:sz w:val="18"/>
+          <w:highlight w:val="lightGray"/>
+        </w:rPr>
+        <w:t xml:space="preserve"> [8/23/2025]</w:t>
       </w:r>
     </w:p>
     <w:p>
       <w:pPr>
         <w:numPr>
           <w:ilvl w:val="0"/>
-          <w:numId w:val="16"/>
+          <w:numId w:val="2"/>
         </w:numPr>
-        <w:spacing w:before="240"/>
+        <w:spacing w:before="240" w:after="0" w:line="276" w:lineRule="auto"/>
       </w:pPr>
       <w:r>
         <w:rPr>
@@ -567,8 +671,9 @@
       <w:pPr>
         <w:numPr>
           <w:ilvl w:val="0"/>
-          <w:numId w:val="16"/>
+          <w:numId w:val="2"/>
         </w:numPr>
+        <w:spacing w:after="0" w:line="276" w:lineRule="auto"/>
       </w:pPr>
       <w:r>
         <w:rPr>
@@ -594,9 +699,9 @@
       <w:pPr>
         <w:numPr>
           <w:ilvl w:val="0"/>
-          <w:numId w:val="16"/>
+          <w:numId w:val="2"/>
         </w:numPr>
-        <w:spacing w:after="240"/>
+        <w:spacing w:after="240" w:line="276" w:lineRule="auto"/>
       </w:pPr>
       <w:r>
         <w:rPr>
@@ -643,7 +748,7 @@
     </w:p>
     <w:p>
       <w:r>
-        <w:pict w14:anchorId="34567AF8">
+        <w:pict w14:anchorId="564AD551">
           <v:rect id="_x0000_i1028" style="width:0;height:1.5pt" o:hralign="center" o:hrstd="t" o:hr="t" fillcolor="#a0a0a0" stroked="f"/>
         </w:pict>
       </w:r>
@@ -680,60 +785,86 @@
       </w:pPr>
       <w:r>
         <w:rPr>
-          <w:b/>
-          <w:shd w:val="clear" w:color="auto" w:fill="B7B7B7"/>
-        </w:rPr>
-        <w:t># Source</w:t>
-      </w:r>
-      <w:r>
-        <w:rPr>
-          <w:shd w:val="clear" w:color="auto" w:fill="B7B7B7"/>
-        </w:rPr>
-        <w:t xml:space="preserve">: </w:t>
-      </w:r>
-      <w:r>
-        <w:rPr>
-          <w:b/>
-          <w:shd w:val="clear" w:color="auto" w:fill="B7B7B7"/>
-        </w:rPr>
-        <w:t xml:space="preserve">Chatgpt </w:t>
-      </w:r>
-      <w:r>
-        <w:rPr>
-          <w:b/>
-          <w:sz w:val="14"/>
-          <w:szCs w:val="14"/>
-          <w:shd w:val="clear" w:color="auto" w:fill="B7B7B7"/>
-        </w:rPr>
-        <w:t>(GPT</w:t>
-      </w:r>
-      <w:r>
-        <w:rPr>
-          <w:rFonts w:ascii="Cambria Math" w:hAnsi="Cambria Math" w:cs="Cambria Math"/>
-          <w:b/>
-          <w:sz w:val="14"/>
-          <w:szCs w:val="14"/>
-          <w:shd w:val="clear" w:color="auto" w:fill="B7B7B7"/>
+          <w:rFonts w:ascii="Arial" w:eastAsia="Arial" w:hAnsi="Arial" w:cs="Arial"/>
+          <w:b/>
+          <w:color w:val="000000"/>
+          <w:sz w:val="18"/>
+          <w:highlight w:val="lightGray"/>
+        </w:rPr>
+        <w:t># Source: AI Source: Provided by: [Data Path</w:t>
+      </w:r>
+      <w:r>
+        <w:rPr>
+          <w:rFonts w:ascii="Arial" w:eastAsia="Arial" w:hAnsi="Arial" w:cs="Arial"/>
+          <w:color w:val="000000"/>
+          <w:sz w:val="18"/>
+          <w:highlight w:val="lightGray"/>
+        </w:rPr>
+        <w:t xml:space="preserve">: Persons Table -&gt; ID Column: 1, Name_En Column: Motasem Essam] -&gt; </w:t>
+      </w:r>
+      <w:r>
+        <w:rPr>
+          <w:rFonts w:ascii="Arial" w:eastAsia="Arial" w:hAnsi="Arial" w:cs="Arial"/>
+          <w:b/>
+          <w:color w:val="000000"/>
+          <w:sz w:val="18"/>
+          <w:highlight w:val="lightGray"/>
+        </w:rPr>
+        <w:t>From:</w:t>
+      </w:r>
+      <w:r>
+        <w:rPr>
+          <w:rFonts w:ascii="Arial" w:eastAsia="Arial" w:hAnsi="Arial" w:cs="Arial"/>
+          <w:color w:val="000000"/>
+          <w:sz w:val="18"/>
+          <w:highlight w:val="lightGray"/>
+        </w:rPr>
+        <w:t xml:space="preserve"> [Chatgpt (GPT</w:t>
+      </w:r>
+      <w:r>
+        <w:rPr>
+          <w:rFonts w:ascii="Arial" w:eastAsia="Arial" w:hAnsi="Arial" w:cs="Cambria Math"/>
+          <w:color w:val="000000"/>
+          <w:sz w:val="18"/>
+          <w:highlight w:val="lightGray"/>
         </w:rPr>
         <w:t>‑</w:t>
       </w:r>
       <w:r>
         <w:rPr>
-          <w:b/>
-          <w:sz w:val="14"/>
-          <w:szCs w:val="14"/>
-          <w:shd w:val="clear" w:color="auto" w:fill="B7B7B7"/>
-        </w:rPr>
-        <w:t>5 Mini) at [8/23/2025]</w:t>
+          <w:rFonts w:ascii="Arial" w:eastAsia="Arial" w:hAnsi="Arial" w:cs="Arial"/>
+          <w:color w:val="000000"/>
+          <w:sz w:val="18"/>
+          <w:highlight w:val="lightGray"/>
+        </w:rPr>
+        <w:t xml:space="preserve">5 Mini)] </w:t>
+      </w:r>
+      <w:r>
+        <w:rPr>
+          <w:rFonts w:ascii="Arial" w:eastAsia="Arial" w:hAnsi="Arial" w:cs="Arial"/>
+          <w:b/>
+          <w:color w:val="000000"/>
+          <w:sz w:val="18"/>
+          <w:highlight w:val="lightGray"/>
+        </w:rPr>
+        <w:t>on</w:t>
+      </w:r>
+      <w:r>
+        <w:rPr>
+          <w:rFonts w:ascii="Arial" w:eastAsia="Arial" w:hAnsi="Arial"/>
+          <w:sz w:val="18"/>
+          <w:highlight w:val="lightGray"/>
+        </w:rPr>
+        <w:t xml:space="preserve"> [8/23/2025]</w:t>
       </w:r>
     </w:p>
     <w:p>
       <w:pPr>
         <w:numPr>
           <w:ilvl w:val="0"/>
-          <w:numId w:val="19"/>
+          <w:numId w:val="5"/>
         </w:numPr>
-        <w:spacing w:before="240"/>
+        <w:spacing w:before="240" w:after="0" w:line="276" w:lineRule="auto"/>
       </w:pPr>
       <w:r>
         <w:rPr>
@@ -759,8 +890,9 @@
       <w:pPr>
         <w:numPr>
           <w:ilvl w:val="0"/>
-          <w:numId w:val="19"/>
+          <w:numId w:val="5"/>
         </w:numPr>
+        <w:spacing w:after="0" w:line="276" w:lineRule="auto"/>
       </w:pPr>
       <w:r>
         <w:rPr>
@@ -786,8 +918,9 @@
       <w:pPr>
         <w:numPr>
           <w:ilvl w:val="0"/>
-          <w:numId w:val="19"/>
+          <w:numId w:val="5"/>
         </w:numPr>
+        <w:spacing w:after="0" w:line="276" w:lineRule="auto"/>
       </w:pPr>
       <w:r>
         <w:rPr>
@@ -813,9 +946,9 @@
       <w:pPr>
         <w:numPr>
           <w:ilvl w:val="0"/>
-          <w:numId w:val="19"/>
+          <w:numId w:val="5"/>
         </w:numPr>
-        <w:spacing w:after="240"/>
+        <w:spacing w:after="240" w:line="276" w:lineRule="auto"/>
       </w:pPr>
       <w:r>
         <w:rPr>
@@ -839,7 +972,7 @@
     </w:p>
     <w:p>
       <w:r>
-        <w:pict w14:anchorId="74B84F69">
+        <w:pict w14:anchorId="0FE66576">
           <v:rect id="_x0000_i1029" style="width:0;height:1.5pt" o:hralign="center" o:hrstd="t" o:hr="t" fillcolor="#a0a0a0" stroked="f"/>
         </w:pict>
       </w:r>
@@ -876,51 +1009,77 @@
       </w:pPr>
       <w:r>
         <w:rPr>
-          <w:b/>
-          <w:shd w:val="clear" w:color="auto" w:fill="B7B7B7"/>
-        </w:rPr>
-        <w:t># Source</w:t>
-      </w:r>
-      <w:r>
-        <w:rPr>
-          <w:shd w:val="clear" w:color="auto" w:fill="B7B7B7"/>
-        </w:rPr>
-        <w:t xml:space="preserve">: </w:t>
-      </w:r>
-      <w:r>
-        <w:rPr>
-          <w:b/>
-          <w:shd w:val="clear" w:color="auto" w:fill="B7B7B7"/>
-        </w:rPr>
-        <w:t xml:space="preserve">Chatgpt </w:t>
-      </w:r>
-      <w:r>
-        <w:rPr>
-          <w:b/>
-          <w:sz w:val="14"/>
-          <w:szCs w:val="14"/>
-          <w:shd w:val="clear" w:color="auto" w:fill="B7B7B7"/>
-        </w:rPr>
-        <w:t>(GPT</w:t>
-      </w:r>
-      <w:r>
-        <w:rPr>
-          <w:rFonts w:ascii="Cambria Math" w:hAnsi="Cambria Math" w:cs="Cambria Math"/>
-          <w:b/>
-          <w:sz w:val="14"/>
-          <w:szCs w:val="14"/>
-          <w:shd w:val="clear" w:color="auto" w:fill="B7B7B7"/>
+          <w:rFonts w:ascii="Arial" w:eastAsia="Arial" w:hAnsi="Arial" w:cs="Arial"/>
+          <w:b/>
+          <w:color w:val="000000"/>
+          <w:sz w:val="18"/>
+          <w:highlight w:val="lightGray"/>
+        </w:rPr>
+        <w:t># Source: AI Source: Provided by: [Data Path</w:t>
+      </w:r>
+      <w:r>
+        <w:rPr>
+          <w:rFonts w:ascii="Arial" w:eastAsia="Arial" w:hAnsi="Arial" w:cs="Arial"/>
+          <w:color w:val="000000"/>
+          <w:sz w:val="18"/>
+          <w:highlight w:val="lightGray"/>
+        </w:rPr>
+        <w:t xml:space="preserve">: Persons Table -&gt; ID Column: 1, Name_En Column: Motasem Essam] -&gt; </w:t>
+      </w:r>
+      <w:r>
+        <w:rPr>
+          <w:rFonts w:ascii="Arial" w:eastAsia="Arial" w:hAnsi="Arial" w:cs="Arial"/>
+          <w:b/>
+          <w:color w:val="000000"/>
+          <w:sz w:val="18"/>
+          <w:highlight w:val="lightGray"/>
+        </w:rPr>
+        <w:t>From:</w:t>
+      </w:r>
+      <w:r>
+        <w:rPr>
+          <w:rFonts w:ascii="Arial" w:eastAsia="Arial" w:hAnsi="Arial" w:cs="Arial"/>
+          <w:color w:val="000000"/>
+          <w:sz w:val="18"/>
+          <w:highlight w:val="lightGray"/>
+        </w:rPr>
+        <w:t xml:space="preserve"> [Chatgpt (GPT</w:t>
+      </w:r>
+      <w:r>
+        <w:rPr>
+          <w:rFonts w:ascii="Arial" w:eastAsia="Arial" w:hAnsi="Arial" w:cs="Cambria Math"/>
+          <w:color w:val="000000"/>
+          <w:sz w:val="18"/>
+          <w:highlight w:val="lightGray"/>
         </w:rPr>
         <w:t>‑</w:t>
       </w:r>
       <w:r>
         <w:rPr>
-          <w:b/>
-          <w:sz w:val="14"/>
-          <w:szCs w:val="14"/>
-          <w:shd w:val="clear" w:color="auto" w:fill="B7B7B7"/>
-        </w:rPr>
-        <w:t>5 Mini) at [8/23/2025]</w:t>
+          <w:rFonts w:ascii="Arial" w:eastAsia="Arial" w:hAnsi="Arial" w:cs="Arial"/>
+          <w:color w:val="000000"/>
+          <w:sz w:val="18"/>
+          <w:highlight w:val="lightGray"/>
+        </w:rPr>
+        <w:t xml:space="preserve">5 Mini)] </w:t>
+      </w:r>
+      <w:r>
+        <w:rPr>
+          <w:rFonts w:ascii="Arial" w:eastAsia="Arial" w:hAnsi="Arial" w:cs="Arial"/>
+          <w:b/>
+          <w:color w:val="000000"/>
+          <w:sz w:val="18"/>
+          <w:highlight w:val="lightGray"/>
+        </w:rPr>
+        <w:t>on</w:t>
+      </w:r>
+      <w:r>
+        <w:rPr>
+          <w:rFonts w:ascii="Arial" w:eastAsia="Arial" w:hAnsi="Arial"/>
+          <w:sz w:val="18"/>
+          <w:highlight w:val="lightGray"/>
+        </w:rPr>
+        <w:t xml:space="preserve"> [8/23/2025]</w:t>
       </w:r>
     </w:p>
     <w:p>
@@ -959,8 +1118,7 @@
     </w:p>
     <w:p>
       <w:r>
-        <w:lastRenderedPageBreak/>
-        <w:pict w14:anchorId="5DCB6EBF">
+        <w:pict w14:anchorId="14CF1BF6">
           <v:rect id="_x0000_i1030" style="width:0;height:1.5pt" o:hralign="center" o:hrstd="t" o:hr="t" fillcolor="#a0a0a0" stroked="f"/>
         </w:pict>
       </w:r>
@@ -997,60 +1155,86 @@
       </w:pPr>
       <w:r>
         <w:rPr>
-          <w:b/>
-          <w:shd w:val="clear" w:color="auto" w:fill="B7B7B7"/>
-        </w:rPr>
-        <w:t># Source</w:t>
-      </w:r>
-      <w:r>
-        <w:rPr>
-          <w:shd w:val="clear" w:color="auto" w:fill="B7B7B7"/>
-        </w:rPr>
-        <w:t xml:space="preserve">: </w:t>
-      </w:r>
-      <w:r>
-        <w:rPr>
-          <w:b/>
-          <w:shd w:val="clear" w:color="auto" w:fill="B7B7B7"/>
-        </w:rPr>
-        <w:t xml:space="preserve">Chatgpt </w:t>
-      </w:r>
-      <w:r>
-        <w:rPr>
-          <w:b/>
-          <w:sz w:val="14"/>
-          <w:szCs w:val="14"/>
-          <w:shd w:val="clear" w:color="auto" w:fill="B7B7B7"/>
-        </w:rPr>
-        <w:t>(GPT</w:t>
-      </w:r>
-      <w:r>
-        <w:rPr>
-          <w:rFonts w:ascii="Cambria Math" w:hAnsi="Cambria Math" w:cs="Cambria Math"/>
-          <w:b/>
-          <w:sz w:val="14"/>
-          <w:szCs w:val="14"/>
-          <w:shd w:val="clear" w:color="auto" w:fill="B7B7B7"/>
+          <w:rFonts w:ascii="Arial" w:eastAsia="Arial" w:hAnsi="Arial" w:cs="Arial"/>
+          <w:b/>
+          <w:color w:val="000000"/>
+          <w:sz w:val="18"/>
+          <w:highlight w:val="lightGray"/>
+        </w:rPr>
+        <w:t># Source: AI Source: Provided by: [Data Path</w:t>
+      </w:r>
+      <w:r>
+        <w:rPr>
+          <w:rFonts w:ascii="Arial" w:eastAsia="Arial" w:hAnsi="Arial" w:cs="Arial"/>
+          <w:color w:val="000000"/>
+          <w:sz w:val="18"/>
+          <w:highlight w:val="lightGray"/>
+        </w:rPr>
+        <w:t xml:space="preserve">: Persons Table -&gt; ID Column: 1, Name_En Column: Motasem Essam] -&gt; </w:t>
+      </w:r>
+      <w:r>
+        <w:rPr>
+          <w:rFonts w:ascii="Arial" w:eastAsia="Arial" w:hAnsi="Arial" w:cs="Arial"/>
+          <w:b/>
+          <w:color w:val="000000"/>
+          <w:sz w:val="18"/>
+          <w:highlight w:val="lightGray"/>
+        </w:rPr>
+        <w:t>From:</w:t>
+      </w:r>
+      <w:r>
+        <w:rPr>
+          <w:rFonts w:ascii="Arial" w:eastAsia="Arial" w:hAnsi="Arial" w:cs="Arial"/>
+          <w:color w:val="000000"/>
+          <w:sz w:val="18"/>
+          <w:highlight w:val="lightGray"/>
+        </w:rPr>
+        <w:t xml:space="preserve"> [Chatgpt (GPT</w:t>
+      </w:r>
+      <w:r>
+        <w:rPr>
+          <w:rFonts w:ascii="Arial" w:eastAsia="Arial" w:hAnsi="Arial" w:cs="Cambria Math"/>
+          <w:color w:val="000000"/>
+          <w:sz w:val="18"/>
+          <w:highlight w:val="lightGray"/>
         </w:rPr>
         <w:t>‑</w:t>
       </w:r>
       <w:r>
         <w:rPr>
-          <w:b/>
-          <w:sz w:val="14"/>
-          <w:szCs w:val="14"/>
-          <w:shd w:val="clear" w:color="auto" w:fill="B7B7B7"/>
-        </w:rPr>
-        <w:t>5 Mini) at [8/23/2025]</w:t>
+          <w:rFonts w:ascii="Arial" w:eastAsia="Arial" w:hAnsi="Arial" w:cs="Arial"/>
+          <w:color w:val="000000"/>
+          <w:sz w:val="18"/>
+          <w:highlight w:val="lightGray"/>
+        </w:rPr>
+        <w:t xml:space="preserve">5 Mini)] </w:t>
+      </w:r>
+      <w:r>
+        <w:rPr>
+          <w:rFonts w:ascii="Arial" w:eastAsia="Arial" w:hAnsi="Arial" w:cs="Arial"/>
+          <w:b/>
+          <w:color w:val="000000"/>
+          <w:sz w:val="18"/>
+          <w:highlight w:val="lightGray"/>
+        </w:rPr>
+        <w:t>on</w:t>
+      </w:r>
+      <w:r>
+        <w:rPr>
+          <w:rFonts w:ascii="Arial" w:eastAsia="Arial" w:hAnsi="Arial"/>
+          <w:sz w:val="18"/>
+          <w:highlight w:val="lightGray"/>
+        </w:rPr>
+        <w:t xml:space="preserve"> [8/23/2025]</w:t>
       </w:r>
     </w:p>
     <w:p>
       <w:pPr>
         <w:numPr>
           <w:ilvl w:val="0"/>
-          <w:numId w:val="21"/>
+          <w:numId w:val="7"/>
         </w:numPr>
-        <w:spacing w:before="240"/>
+        <w:spacing w:before="240" w:after="0" w:line="276" w:lineRule="auto"/>
       </w:pPr>
       <w:r>
         <w:rPr>
@@ -1082,8 +1266,9 @@
       <w:pPr>
         <w:numPr>
           <w:ilvl w:val="0"/>
-          <w:numId w:val="21"/>
+          <w:numId w:val="7"/>
         </w:numPr>
+        <w:spacing w:after="0" w:line="276" w:lineRule="auto"/>
       </w:pPr>
       <w:r>
         <w:rPr>
@@ -1115,9 +1300,9 @@
       <w:pPr>
         <w:numPr>
           <w:ilvl w:val="0"/>
-          <w:numId w:val="21"/>
+          <w:numId w:val="7"/>
         </w:numPr>
-        <w:spacing w:after="240"/>
+        <w:spacing w:after="240" w:line="276" w:lineRule="auto"/>
       </w:pPr>
       <w:r>
         <w:rPr>
@@ -1147,7 +1332,7 @@
     </w:p>
     <w:p>
       <w:r>
-        <w:pict w14:anchorId="60647C1D">
+        <w:pict w14:anchorId="687079C4">
           <v:rect id="_x0000_i1031" style="width:0;height:1.5pt" o:hralign="center" o:hrstd="t" o:hr="t" fillcolor="#a0a0a0" stroked="f"/>
         </w:pict>
       </w:r>
@@ -1184,60 +1369,86 @@
       </w:pPr>
       <w:r>
         <w:rPr>
-          <w:b/>
-          <w:shd w:val="clear" w:color="auto" w:fill="B7B7B7"/>
-        </w:rPr>
-        <w:t># Source</w:t>
-      </w:r>
-      <w:r>
-        <w:rPr>
-          <w:shd w:val="clear" w:color="auto" w:fill="B7B7B7"/>
-        </w:rPr>
-        <w:t xml:space="preserve">: </w:t>
-      </w:r>
-      <w:r>
-        <w:rPr>
-          <w:b/>
-          <w:shd w:val="clear" w:color="auto" w:fill="B7B7B7"/>
-        </w:rPr>
-        <w:t xml:space="preserve">Chatgpt </w:t>
-      </w:r>
-      <w:r>
-        <w:rPr>
-          <w:b/>
-          <w:sz w:val="14"/>
-          <w:szCs w:val="14"/>
-          <w:shd w:val="clear" w:color="auto" w:fill="B7B7B7"/>
-        </w:rPr>
-        <w:t>(GPT</w:t>
-      </w:r>
-      <w:r>
-        <w:rPr>
-          <w:rFonts w:ascii="Cambria Math" w:hAnsi="Cambria Math" w:cs="Cambria Math"/>
-          <w:b/>
-          <w:sz w:val="14"/>
-          <w:szCs w:val="14"/>
-          <w:shd w:val="clear" w:color="auto" w:fill="B7B7B7"/>
+          <w:rFonts w:ascii="Arial" w:eastAsia="Arial" w:hAnsi="Arial" w:cs="Arial"/>
+          <w:b/>
+          <w:color w:val="000000"/>
+          <w:sz w:val="18"/>
+          <w:highlight w:val="lightGray"/>
+        </w:rPr>
+        <w:t># Source: AI Source: Provided by: [Data Path</w:t>
+      </w:r>
+      <w:r>
+        <w:rPr>
+          <w:rFonts w:ascii="Arial" w:eastAsia="Arial" w:hAnsi="Arial" w:cs="Arial"/>
+          <w:color w:val="000000"/>
+          <w:sz w:val="18"/>
+          <w:highlight w:val="lightGray"/>
+        </w:rPr>
+        <w:t xml:space="preserve">: Persons Table -&gt; ID Column: 1, Name_En Column: Motasem Essam] -&gt; </w:t>
+      </w:r>
+      <w:r>
+        <w:rPr>
+          <w:rFonts w:ascii="Arial" w:eastAsia="Arial" w:hAnsi="Arial" w:cs="Arial"/>
+          <w:b/>
+          <w:color w:val="000000"/>
+          <w:sz w:val="18"/>
+          <w:highlight w:val="lightGray"/>
+        </w:rPr>
+        <w:t>From:</w:t>
+      </w:r>
+      <w:r>
+        <w:rPr>
+          <w:rFonts w:ascii="Arial" w:eastAsia="Arial" w:hAnsi="Arial" w:cs="Arial"/>
+          <w:color w:val="000000"/>
+          <w:sz w:val="18"/>
+          <w:highlight w:val="lightGray"/>
+        </w:rPr>
+        <w:t xml:space="preserve"> [Chatgpt (GPT</w:t>
+      </w:r>
+      <w:r>
+        <w:rPr>
+          <w:rFonts w:ascii="Arial" w:eastAsia="Arial" w:hAnsi="Arial" w:cs="Cambria Math"/>
+          <w:color w:val="000000"/>
+          <w:sz w:val="18"/>
+          <w:highlight w:val="lightGray"/>
         </w:rPr>
         <w:t>‑</w:t>
       </w:r>
       <w:r>
         <w:rPr>
-          <w:b/>
-          <w:sz w:val="14"/>
-          <w:szCs w:val="14"/>
-          <w:shd w:val="clear" w:color="auto" w:fill="B7B7B7"/>
-        </w:rPr>
-        <w:t>5 Mini) at [8/23/2025]</w:t>
+          <w:rFonts w:ascii="Arial" w:eastAsia="Arial" w:hAnsi="Arial" w:cs="Arial"/>
+          <w:color w:val="000000"/>
+          <w:sz w:val="18"/>
+          <w:highlight w:val="lightGray"/>
+        </w:rPr>
+        <w:t xml:space="preserve">5 Mini)] </w:t>
+      </w:r>
+      <w:r>
+        <w:rPr>
+          <w:rFonts w:ascii="Arial" w:eastAsia="Arial" w:hAnsi="Arial" w:cs="Arial"/>
+          <w:b/>
+          <w:color w:val="000000"/>
+          <w:sz w:val="18"/>
+          <w:highlight w:val="lightGray"/>
+        </w:rPr>
+        <w:t>on</w:t>
+      </w:r>
+      <w:r>
+        <w:rPr>
+          <w:rFonts w:ascii="Arial" w:eastAsia="Arial" w:hAnsi="Arial"/>
+          <w:sz w:val="18"/>
+          <w:highlight w:val="lightGray"/>
+        </w:rPr>
+        <w:t xml:space="preserve"> [8/23/2025]</w:t>
       </w:r>
     </w:p>
     <w:p>
       <w:pPr>
         <w:numPr>
           <w:ilvl w:val="0"/>
-          <w:numId w:val="18"/>
+          <w:numId w:val="4"/>
         </w:numPr>
-        <w:spacing w:before="240"/>
+        <w:spacing w:before="240" w:after="0" w:line="276" w:lineRule="auto"/>
         <w:rPr>
           <w:rFonts w:ascii="Roboto Mono" w:eastAsia="Roboto Mono" w:hAnsi="Roboto Mono" w:cs="Roboto Mono"/>
         </w:rPr>
@@ -1259,9 +1470,9 @@
       <w:pPr>
         <w:numPr>
           <w:ilvl w:val="0"/>
-          <w:numId w:val="18"/>
+          <w:numId w:val="4"/>
         </w:numPr>
-        <w:spacing w:after="240"/>
+        <w:spacing w:after="240" w:line="276" w:lineRule="auto"/>
       </w:pPr>
       <w:r>
         <w:rPr>
@@ -1291,7 +1502,7 @@
     </w:p>
     <w:p>
       <w:r>
-        <w:pict w14:anchorId="09FA3F80">
+        <w:pict w14:anchorId="3DFC4665">
           <v:rect id="_x0000_i1032" style="width:0;height:1.5pt" o:hralign="center" o:hrstd="t" o:hr="t" fillcolor="#a0a0a0" stroked="f"/>
         </w:pict>
       </w:r>
@@ -1328,60 +1539,86 @@
       </w:pPr>
       <w:r>
         <w:rPr>
-          <w:b/>
-          <w:shd w:val="clear" w:color="auto" w:fill="B7B7B7"/>
-        </w:rPr>
-        <w:t># Source</w:t>
-      </w:r>
-      <w:r>
-        <w:rPr>
-          <w:shd w:val="clear" w:color="auto" w:fill="B7B7B7"/>
-        </w:rPr>
-        <w:t xml:space="preserve">: </w:t>
-      </w:r>
-      <w:r>
-        <w:rPr>
-          <w:b/>
-          <w:shd w:val="clear" w:color="auto" w:fill="B7B7B7"/>
-        </w:rPr>
-        <w:t xml:space="preserve">Chatgpt </w:t>
-      </w:r>
-      <w:r>
-        <w:rPr>
-          <w:b/>
-          <w:sz w:val="14"/>
-          <w:szCs w:val="14"/>
-          <w:shd w:val="clear" w:color="auto" w:fill="B7B7B7"/>
-        </w:rPr>
-        <w:t>(GPT</w:t>
-      </w:r>
-      <w:r>
-        <w:rPr>
-          <w:rFonts w:ascii="Cambria Math" w:hAnsi="Cambria Math" w:cs="Cambria Math"/>
-          <w:b/>
-          <w:sz w:val="14"/>
-          <w:szCs w:val="14"/>
-          <w:shd w:val="clear" w:color="auto" w:fill="B7B7B7"/>
+          <w:rFonts w:ascii="Arial" w:eastAsia="Arial" w:hAnsi="Arial" w:cs="Arial"/>
+          <w:b/>
+          <w:color w:val="000000"/>
+          <w:sz w:val="18"/>
+          <w:highlight w:val="lightGray"/>
+        </w:rPr>
+        <w:t># Source: AI Source: Provided by: [Data Path</w:t>
+      </w:r>
+      <w:r>
+        <w:rPr>
+          <w:rFonts w:ascii="Arial" w:eastAsia="Arial" w:hAnsi="Arial" w:cs="Arial"/>
+          <w:color w:val="000000"/>
+          <w:sz w:val="18"/>
+          <w:highlight w:val="lightGray"/>
+        </w:rPr>
+        <w:t xml:space="preserve">: Persons Table -&gt; ID Column: 1, Name_En Column: Motasem Essam] -&gt; </w:t>
+      </w:r>
+      <w:r>
+        <w:rPr>
+          <w:rFonts w:ascii="Arial" w:eastAsia="Arial" w:hAnsi="Arial" w:cs="Arial"/>
+          <w:b/>
+          <w:color w:val="000000"/>
+          <w:sz w:val="18"/>
+          <w:highlight w:val="lightGray"/>
+        </w:rPr>
+        <w:t>From:</w:t>
+      </w:r>
+      <w:r>
+        <w:rPr>
+          <w:rFonts w:ascii="Arial" w:eastAsia="Arial" w:hAnsi="Arial" w:cs="Arial"/>
+          <w:color w:val="000000"/>
+          <w:sz w:val="18"/>
+          <w:highlight w:val="lightGray"/>
+        </w:rPr>
+        <w:t xml:space="preserve"> [Chatgpt (GPT</w:t>
+      </w:r>
+      <w:r>
+        <w:rPr>
+          <w:rFonts w:ascii="Arial" w:eastAsia="Arial" w:hAnsi="Arial" w:cs="Cambria Math"/>
+          <w:color w:val="000000"/>
+          <w:sz w:val="18"/>
+          <w:highlight w:val="lightGray"/>
         </w:rPr>
         <w:t>‑</w:t>
       </w:r>
       <w:r>
         <w:rPr>
-          <w:b/>
-          <w:sz w:val="14"/>
-          <w:szCs w:val="14"/>
-          <w:shd w:val="clear" w:color="auto" w:fill="B7B7B7"/>
-        </w:rPr>
-        <w:t>5 Mini) at [8/23/2025]</w:t>
+          <w:rFonts w:ascii="Arial" w:eastAsia="Arial" w:hAnsi="Arial" w:cs="Arial"/>
+          <w:color w:val="000000"/>
+          <w:sz w:val="18"/>
+          <w:highlight w:val="lightGray"/>
+        </w:rPr>
+        <w:t xml:space="preserve">5 Mini)] </w:t>
+      </w:r>
+      <w:r>
+        <w:rPr>
+          <w:rFonts w:ascii="Arial" w:eastAsia="Arial" w:hAnsi="Arial" w:cs="Arial"/>
+          <w:b/>
+          <w:color w:val="000000"/>
+          <w:sz w:val="18"/>
+          <w:highlight w:val="lightGray"/>
+        </w:rPr>
+        <w:t>on</w:t>
+      </w:r>
+      <w:r>
+        <w:rPr>
+          <w:rFonts w:ascii="Arial" w:eastAsia="Arial" w:hAnsi="Arial"/>
+          <w:sz w:val="18"/>
+          <w:highlight w:val="lightGray"/>
+        </w:rPr>
+        <w:t xml:space="preserve"> [8/23/2025]</w:t>
       </w:r>
     </w:p>
     <w:p>
       <w:pPr>
         <w:numPr>
           <w:ilvl w:val="0"/>
-          <w:numId w:val="17"/>
+          <w:numId w:val="3"/>
         </w:numPr>
-        <w:spacing w:before="240"/>
+        <w:spacing w:before="240" w:after="0" w:line="276" w:lineRule="auto"/>
       </w:pPr>
       <w:r>
         <w:rPr>
@@ -1407,8 +1644,9 @@
       <w:pPr>
         <w:numPr>
           <w:ilvl w:val="0"/>
-          <w:numId w:val="17"/>
+          <w:numId w:val="3"/>
         </w:numPr>
+        <w:spacing w:after="0" w:line="276" w:lineRule="auto"/>
       </w:pPr>
       <w:r>
         <w:rPr>
@@ -1473,8 +1711,9 @@
       <w:pPr>
         <w:numPr>
           <w:ilvl w:val="0"/>
-          <w:numId w:val="17"/>
+          <w:numId w:val="3"/>
         </w:numPr>
+        <w:spacing w:after="0" w:line="276" w:lineRule="auto"/>
       </w:pPr>
       <w:r>
         <w:rPr>
@@ -1500,16 +1739,15 @@
       <w:pPr>
         <w:numPr>
           <w:ilvl w:val="0"/>
-          <w:numId w:val="17"/>
+          <w:numId w:val="3"/>
         </w:numPr>
-        <w:spacing w:after="240"/>
-      </w:pPr>
-      <w:r>
-        <w:rPr>
-          <w:rFonts w:ascii="Roboto Mono" w:eastAsia="Roboto Mono" w:hAnsi="Roboto Mono" w:cs="Roboto Mono"/>
-          <w:b/>
-        </w:rPr>
-        <w:lastRenderedPageBreak/>
+        <w:spacing w:after="240" w:line="276" w:lineRule="auto"/>
+      </w:pPr>
+      <w:r>
+        <w:rPr>
+          <w:rFonts w:ascii="Roboto Mono" w:eastAsia="Roboto Mono" w:hAnsi="Roboto Mono" w:cs="Roboto Mono"/>
+          <w:b/>
+        </w:rPr>
         <w:t>File Upload</w:t>
       </w:r>
       <w:r>
@@ -1527,7 +1765,7 @@
     </w:p>
     <w:p>
       <w:r>
-        <w:pict w14:anchorId="6062D89B">
+        <w:pict w14:anchorId="122563A4">
           <v:rect id="_x0000_i1033" style="width:0;height:1.5pt" o:hralign="center" o:hrstd="t" o:hr="t" fillcolor="#a0a0a0" stroked="f"/>
         </w:pict>
       </w:r>
@@ -1564,60 +1802,86 @@
       </w:pPr>
       <w:r>
         <w:rPr>
-          <w:b/>
-          <w:shd w:val="clear" w:color="auto" w:fill="B7B7B7"/>
-        </w:rPr>
-        <w:t># Source</w:t>
-      </w:r>
-      <w:r>
-        <w:rPr>
-          <w:shd w:val="clear" w:color="auto" w:fill="B7B7B7"/>
-        </w:rPr>
-        <w:t xml:space="preserve">: </w:t>
-      </w:r>
-      <w:r>
-        <w:rPr>
-          <w:b/>
-          <w:shd w:val="clear" w:color="auto" w:fill="B7B7B7"/>
-        </w:rPr>
-        <w:t xml:space="preserve">Chatgpt </w:t>
-      </w:r>
-      <w:r>
-        <w:rPr>
-          <w:b/>
-          <w:sz w:val="14"/>
-          <w:szCs w:val="14"/>
-          <w:shd w:val="clear" w:color="auto" w:fill="B7B7B7"/>
-        </w:rPr>
-        <w:t>(GPT</w:t>
-      </w:r>
-      <w:r>
-        <w:rPr>
-          <w:rFonts w:ascii="Cambria Math" w:hAnsi="Cambria Math" w:cs="Cambria Math"/>
-          <w:b/>
-          <w:sz w:val="14"/>
-          <w:szCs w:val="14"/>
-          <w:shd w:val="clear" w:color="auto" w:fill="B7B7B7"/>
+          <w:rFonts w:ascii="Arial" w:eastAsia="Arial" w:hAnsi="Arial" w:cs="Arial"/>
+          <w:b/>
+          <w:color w:val="000000"/>
+          <w:sz w:val="18"/>
+          <w:highlight w:val="lightGray"/>
+        </w:rPr>
+        <w:t># Source: AI Source: Provided by: [Data Path</w:t>
+      </w:r>
+      <w:r>
+        <w:rPr>
+          <w:rFonts w:ascii="Arial" w:eastAsia="Arial" w:hAnsi="Arial" w:cs="Arial"/>
+          <w:color w:val="000000"/>
+          <w:sz w:val="18"/>
+          <w:highlight w:val="lightGray"/>
+        </w:rPr>
+        <w:t xml:space="preserve">: Persons Table -&gt; ID Column: 1, Name_En Column: Motasem Essam] -&gt; </w:t>
+      </w:r>
+      <w:r>
+        <w:rPr>
+          <w:rFonts w:ascii="Arial" w:eastAsia="Arial" w:hAnsi="Arial" w:cs="Arial"/>
+          <w:b/>
+          <w:color w:val="000000"/>
+          <w:sz w:val="18"/>
+          <w:highlight w:val="lightGray"/>
+        </w:rPr>
+        <w:t>From:</w:t>
+      </w:r>
+      <w:r>
+        <w:rPr>
+          <w:rFonts w:ascii="Arial" w:eastAsia="Arial" w:hAnsi="Arial" w:cs="Arial"/>
+          <w:color w:val="000000"/>
+          <w:sz w:val="18"/>
+          <w:highlight w:val="lightGray"/>
+        </w:rPr>
+        <w:t xml:space="preserve"> [Chatgpt (GPT</w:t>
+      </w:r>
+      <w:r>
+        <w:rPr>
+          <w:rFonts w:ascii="Arial" w:eastAsia="Arial" w:hAnsi="Arial" w:cs="Cambria Math"/>
+          <w:color w:val="000000"/>
+          <w:sz w:val="18"/>
+          <w:highlight w:val="lightGray"/>
         </w:rPr>
         <w:t>‑</w:t>
       </w:r>
       <w:r>
         <w:rPr>
-          <w:b/>
-          <w:sz w:val="14"/>
-          <w:szCs w:val="14"/>
-          <w:shd w:val="clear" w:color="auto" w:fill="B7B7B7"/>
-        </w:rPr>
-        <w:t>5 Mini) at [8/23/2025]</w:t>
+          <w:rFonts w:ascii="Arial" w:eastAsia="Arial" w:hAnsi="Arial" w:cs="Arial"/>
+          <w:color w:val="000000"/>
+          <w:sz w:val="18"/>
+          <w:highlight w:val="lightGray"/>
+        </w:rPr>
+        <w:t xml:space="preserve">5 Mini)] </w:t>
+      </w:r>
+      <w:r>
+        <w:rPr>
+          <w:rFonts w:ascii="Arial" w:eastAsia="Arial" w:hAnsi="Arial" w:cs="Arial"/>
+          <w:b/>
+          <w:color w:val="000000"/>
+          <w:sz w:val="18"/>
+          <w:highlight w:val="lightGray"/>
+        </w:rPr>
+        <w:t>on</w:t>
+      </w:r>
+      <w:r>
+        <w:rPr>
+          <w:rFonts w:ascii="Arial" w:eastAsia="Arial" w:hAnsi="Arial"/>
+          <w:sz w:val="18"/>
+          <w:highlight w:val="lightGray"/>
+        </w:rPr>
+        <w:t xml:space="preserve"> [8/23/2025]</w:t>
       </w:r>
     </w:p>
     <w:p>
       <w:pPr>
         <w:numPr>
           <w:ilvl w:val="0"/>
-          <w:numId w:val="15"/>
+          <w:numId w:val="1"/>
         </w:numPr>
-        <w:spacing w:before="240"/>
+        <w:spacing w:before="240" w:after="0" w:line="276" w:lineRule="auto"/>
       </w:pPr>
       <w:r>
         <w:rPr>
@@ -1643,8 +1907,9 @@
       <w:pPr>
         <w:numPr>
           <w:ilvl w:val="0"/>
-          <w:numId w:val="15"/>
+          <w:numId w:val="1"/>
         </w:numPr>
+        <w:spacing w:after="0" w:line="276" w:lineRule="auto"/>
       </w:pPr>
       <w:r>
         <w:rPr>
@@ -1670,8 +1935,9 @@
       <w:pPr>
         <w:numPr>
           <w:ilvl w:val="0"/>
-          <w:numId w:val="15"/>
+          <w:numId w:val="1"/>
         </w:numPr>
+        <w:spacing w:after="0" w:line="276" w:lineRule="auto"/>
       </w:pPr>
       <w:r>
         <w:rPr>
@@ -1723,9 +1989,9 @@
       <w:pPr>
         <w:numPr>
           <w:ilvl w:val="0"/>
-          <w:numId w:val="15"/>
+          <w:numId w:val="1"/>
         </w:numPr>
-        <w:spacing w:after="240"/>
+        <w:spacing w:after="240" w:line="276" w:lineRule="auto"/>
       </w:pPr>
       <w:r>
         <w:rPr>
@@ -1749,309 +2015,27 @@
     </w:p>
     <w:p>
       <w:r>
-        <w:pict w14:anchorId="4B1C9A9C">
+        <w:pict w14:anchorId="3F6C40FA">
           <v:rect id="_x0000_i1034" style="width:0;height:1.5pt" o:hralign="center" o:hrstd="t" o:hr="t" fillcolor="#a0a0a0" stroked="f"/>
         </w:pict>
       </w:r>
     </w:p>
+    <w:p/>
     <w:p/>
     <w:p/>
     <w:sectPr>
-      <w:footerReference w:type="default" r:id="rId7"/>
       <w:pgSz w:w="12240" w:h="15840"/>
       <w:pgMar w:top="1440" w:right="1440" w:bottom="1440" w:left="1440" w:header="720" w:footer="720" w:gutter="0"/>
-      <w:pgNumType w:start="1"/>
       <w:cols w:space="720"/>
+      <w:docGrid w:linePitch="360"/>
     </w:sectPr>
   </w:body>
 </w:document>
 </file>
 
-<file path=word/endnotes.xml><?xml version="1.0" encoding="utf-8"?>
-<w:endnotes xmlns:wpc="http://schemas.microsoft.com/office/word/2010/wordprocessingCanvas" xmlns:cx="http://schemas.microsoft.com/office/drawing/2014/chartex" xmlns:cx1="http://schemas.microsoft.com/office/drawing/2015/9/8/chartex" xmlns:cx2="http://schemas.microsoft.com/office/drawing/2015/10/21/chartex" xmlns:cx3="http://schemas.microsoft.com/office/drawing/2016/5/9/chartex" xmlns:cx4="http://schemas.microsoft.com/office/drawing/2016/5/10/chartex" xmlns:cx5="http://schemas.microsoft.com/office/drawing/2016/5/11/chartex" xmlns:cx6="http://schemas.microsoft.com/office/drawing/2016/5/12/chartex" xmlns:cx7="http://schemas.microsoft.com/office/drawing/2016/5/13/chartex" xmlns:cx8="http://schemas.microsoft.com/office/drawing/2016/5/14/chartex" xmlns:mc="http://schemas.openxmlformats.org/markup-compatibility/2006" xmlns:aink="http://schemas.microsoft.com/office/drawing/2016/ink" xmlns:am3d="http://schemas.microsoft.com/office/drawing/2017/model3d" xmlns:o="urn:schemas-microsoft-com:office:office" xmlns:oel="http://schemas.microsoft.com/office/2019/extlst" xmlns:r="http://schemas.openxmlformats.org/officeDocument/2006/relationships" xmlns:m="http://schemas.openxmlformats.org/officeDocument/2006/math" xmlns:v="urn:schemas-microsoft-com:vml" xmlns:wp14="http://schemas.microsoft.com/office/word/2010/wordprocessingDrawing" xmlns:wp="http://schemas.openxmlformats.org/drawingml/2006/wordprocessingDrawing" xmlns:w10="urn:schemas-microsoft-com:office:word" xmlns:w="http://schemas.openxmlformats.org/wordprocessingml/2006/main" xmlns:w14="http://schemas.microsoft.com/office/word/2010/wordml" xmlns:w15="http://schemas.microsoft.com/office/word/2012/wordml" xmlns:w16cex="http://schemas.microsoft.com/office/word/2018/wordml/cex" xmlns:w16cid="http://schemas.microsoft.com/office/word/2016/wordml/cid" xmlns:w16="http://schemas.microsoft.com/office/word/2018/wordml" xmlns:w16du="http://schemas.microsoft.com/office/word/2023/wordml/word16du" xmlns:w16sdtdh="http://schemas.microsoft.com/office/word/2020/wordml/sdtdatahash" xmlns:w16sdtfl="http://schemas.microsoft.com/office/word/2024/wordml/sdtformatlock" xmlns:w16se="http://schemas.microsoft.com/office/word/2015/wordml/symex" xmlns:wpg="http://schemas.microsoft.com/office/word/2010/wordprocessingGroup" xmlns:wpi="http://schemas.microsoft.com/office/word/2010/wordprocessingInk" xmlns:wne="http://schemas.microsoft.com/office/word/2006/wordml" xmlns:wps="http://schemas.microsoft.com/office/word/2010/wordprocessingShape" mc:Ignorable="w14 w15 w16se w16cid w16 w16cex w16sdtdh w16sdtfl w16du wp14">
-  <w:endnote w:type="separator" w:id="-1">
-    <w:p>
-      <w:pPr>
-        <w:spacing w:line="240" w:lineRule="auto"/>
-      </w:pPr>
-      <w:r>
-        <w:separator/>
-      </w:r>
-    </w:p>
-  </w:endnote>
-  <w:endnote w:type="continuationSeparator" w:id="0">
-    <w:p>
-      <w:pPr>
-        <w:spacing w:line="240" w:lineRule="auto"/>
-      </w:pPr>
-      <w:r>
-        <w:continuationSeparator/>
-      </w:r>
-    </w:p>
-  </w:endnote>
-</w:endnotes>
-</file>
-
-<file path=word/footer1.xml><?xml version="1.0" encoding="utf-8"?>
-<w:ftr xmlns:wpc="http://schemas.microsoft.com/office/word/2010/wordprocessingCanvas" xmlns:cx="http://schemas.microsoft.com/office/drawing/2014/chartex" xmlns:cx1="http://schemas.microsoft.com/office/drawing/2015/9/8/chartex" xmlns:cx2="http://schemas.microsoft.com/office/drawing/2015/10/21/chartex" xmlns:cx3="http://schemas.microsoft.com/office/drawing/2016/5/9/chartex" xmlns:cx4="http://schemas.microsoft.com/office/drawing/2016/5/10/chartex" xmlns:cx5="http://schemas.microsoft.com/office/drawing/2016/5/11/chartex" xmlns:cx6="http://schemas.microsoft.com/office/drawing/2016/5/12/chartex" xmlns:cx7="http://schemas.microsoft.com/office/drawing/2016/5/13/chartex" xmlns:cx8="http://schemas.microsoft.com/office/drawing/2016/5/14/chartex" xmlns:mc="http://schemas.openxmlformats.org/markup-compatibility/2006" xmlns:aink="http://schemas.microsoft.com/office/drawing/2016/ink" xmlns:am3d="http://schemas.microsoft.com/office/drawing/2017/model3d" xmlns:o="urn:schemas-microsoft-com:office:office" xmlns:oel="http://schemas.microsoft.com/office/2019/extlst" xmlns:r="http://schemas.openxmlformats.org/officeDocument/2006/relationships" xmlns:m="http://schemas.openxmlformats.org/officeDocument/2006/math" xmlns:v="urn:schemas-microsoft-com:vml" xmlns:wp14="http://schemas.microsoft.com/office/word/2010/wordprocessingDrawing" xmlns:wp="http://schemas.openxmlformats.org/drawingml/2006/wordprocessingDrawing" xmlns:w10="urn:schemas-microsoft-com:office:word" xmlns:w="http://schemas.openxmlformats.org/wordprocessingml/2006/main" xmlns:w14="http://schemas.microsoft.com/office/word/2010/wordml" xmlns:w15="http://schemas.microsoft.com/office/word/2012/wordml" xmlns:w16cex="http://schemas.microsoft.com/office/word/2018/wordml/cex" xmlns:w16cid="http://schemas.microsoft.com/office/word/2016/wordml/cid" xmlns:w16="http://schemas.microsoft.com/office/word/2018/wordml" xmlns:w16du="http://schemas.microsoft.com/office/word/2023/wordml/word16du" xmlns:w16sdtdh="http://schemas.microsoft.com/office/word/2020/wordml/sdtdatahash" xmlns:w16sdtfl="http://schemas.microsoft.com/office/word/2024/wordml/sdtformatlock" xmlns:w16se="http://schemas.microsoft.com/office/word/2015/wordml/symex" xmlns:wpg="http://schemas.microsoft.com/office/word/2010/wordprocessingGroup" xmlns:wpi="http://schemas.microsoft.com/office/word/2010/wordprocessingInk" xmlns:wne="http://schemas.microsoft.com/office/word/2006/wordml" xmlns:wps="http://schemas.microsoft.com/office/word/2010/wordprocessingShape" mc:Ignorable="w14 w15 w16se w16cid w16 w16cex w16sdtdh w16sdtfl w16du wp14">
-  <w:p/>
-</w:ftr>
-</file>
-
-<file path=word/footnotes.xml><?xml version="1.0" encoding="utf-8"?>
-<w:footnotes xmlns:wpc="http://schemas.microsoft.com/office/word/2010/wordprocessingCanvas" xmlns:cx="http://schemas.microsoft.com/office/drawing/2014/chartex" xmlns:cx1="http://schemas.microsoft.com/office/drawing/2015/9/8/chartex" xmlns:cx2="http://schemas.microsoft.com/office/drawing/2015/10/21/chartex" xmlns:cx3="http://schemas.microsoft.com/office/drawing/2016/5/9/chartex" xmlns:cx4="http://schemas.microsoft.com/office/drawing/2016/5/10/chartex" xmlns:cx5="http://schemas.microsoft.com/office/drawing/2016/5/11/chartex" xmlns:cx6="http://schemas.microsoft.com/office/drawing/2016/5/12/chartex" xmlns:cx7="http://schemas.microsoft.com/office/drawing/2016/5/13/chartex" xmlns:cx8="http://schemas.microsoft.com/office/drawing/2016/5/14/chartex" xmlns:mc="http://schemas.openxmlformats.org/markup-compatibility/2006" xmlns:aink="http://schemas.microsoft.com/office/drawing/2016/ink" xmlns:am3d="http://schemas.microsoft.com/office/drawing/2017/model3d" xmlns:o="urn:schemas-microsoft-com:office:office" xmlns:oel="http://schemas.microsoft.com/office/2019/extlst" xmlns:r="http://schemas.openxmlformats.org/officeDocument/2006/relationships" xmlns:m="http://schemas.openxmlformats.org/officeDocument/2006/math" xmlns:v="urn:schemas-microsoft-com:vml" xmlns:wp14="http://schemas.microsoft.com/office/word/2010/wordprocessingDrawing" xmlns:wp="http://schemas.openxmlformats.org/drawingml/2006/wordprocessingDrawing" xmlns:w10="urn:schemas-microsoft-com:office:word" xmlns:w="http://schemas.openxmlformats.org/wordprocessingml/2006/main" xmlns:w14="http://schemas.microsoft.com/office/word/2010/wordml" xmlns:w15="http://schemas.microsoft.com/office/word/2012/wordml" xmlns:w16cex="http://schemas.microsoft.com/office/word/2018/wordml/cex" xmlns:w16cid="http://schemas.microsoft.com/office/word/2016/wordml/cid" xmlns:w16="http://schemas.microsoft.com/office/word/2018/wordml" xmlns:w16du="http://schemas.microsoft.com/office/word/2023/wordml/word16du" xmlns:w16sdtdh="http://schemas.microsoft.com/office/word/2020/wordml/sdtdatahash" xmlns:w16sdtfl="http://schemas.microsoft.com/office/word/2024/wordml/sdtformatlock" xmlns:w16se="http://schemas.microsoft.com/office/word/2015/wordml/symex" xmlns:wpg="http://schemas.microsoft.com/office/word/2010/wordprocessingGroup" xmlns:wpi="http://schemas.microsoft.com/office/word/2010/wordprocessingInk" xmlns:wne="http://schemas.microsoft.com/office/word/2006/wordml" xmlns:wps="http://schemas.microsoft.com/office/word/2010/wordprocessingShape" mc:Ignorable="w14 w15 w16se w16cid w16 w16cex w16sdtdh w16sdtfl w16du wp14">
-  <w:footnote w:type="separator" w:id="-1">
-    <w:p>
-      <w:pPr>
-        <w:spacing w:line="240" w:lineRule="auto"/>
-      </w:pPr>
-      <w:r>
-        <w:separator/>
-      </w:r>
-    </w:p>
-  </w:footnote>
-  <w:footnote w:type="continuationSeparator" w:id="0">
-    <w:p>
-      <w:pPr>
-        <w:spacing w:line="240" w:lineRule="auto"/>
-      </w:pPr>
-      <w:r>
-        <w:continuationSeparator/>
-      </w:r>
-    </w:p>
-  </w:footnote>
-</w:footnotes>
-</file>
-
 <file path=word/numbering.xml><?xml version="1.0" encoding="utf-8"?>
 <w:numbering xmlns:wpc="http://schemas.microsoft.com/office/word/2010/wordprocessingCanvas" xmlns:cx="http://schemas.microsoft.com/office/drawing/2014/chartex" xmlns:cx1="http://schemas.microsoft.com/office/drawing/2015/9/8/chartex" xmlns:cx2="http://schemas.microsoft.com/office/drawing/2015/10/21/chartex" xmlns:cx3="http://schemas.microsoft.com/office/drawing/2016/5/9/chartex" xmlns:cx4="http://schemas.microsoft.com/office/drawing/2016/5/10/chartex" xmlns:cx5="http://schemas.microsoft.com/office/drawing/2016/5/11/chartex" xmlns:cx6="http://schemas.microsoft.com/office/drawing/2016/5/12/chartex" xmlns:cx7="http://schemas.microsoft.com/office/drawing/2016/5/13/chartex" xmlns:cx8="http://schemas.microsoft.com/office/drawing/2016/5/14/chartex" xmlns:mc="http://schemas.openxmlformats.org/markup-compatibility/2006" xmlns:aink="http://schemas.microsoft.com/office/drawing/2016/ink" xmlns:am3d="http://schemas.microsoft.com/office/drawing/2017/model3d" xmlns:o="urn:schemas-microsoft-com:office:office" xmlns:oel="http://schemas.microsoft.com/office/2019/extlst" xmlns:r="http://schemas.openxmlformats.org/officeDocument/2006/relationships" xmlns:m="http://schemas.openxmlformats.org/officeDocument/2006/math" xmlns:v="urn:schemas-microsoft-com:vml" xmlns:wp14="http://schemas.microsoft.com/office/word/2010/wordprocessingDrawing" xmlns:wp="http://schemas.openxmlformats.org/drawingml/2006/wordprocessingDrawing" xmlns:w10="urn:schemas-microsoft-com:office:word" xmlns:w="http://schemas.openxmlformats.org/wordprocessingml/2006/main" xmlns:w14="http://schemas.microsoft.com/office/word/2010/wordml" xmlns:w15="http://schemas.microsoft.com/office/word/2012/wordml" xmlns:w16cex="http://schemas.microsoft.com/office/word/2018/wordml/cex" xmlns:w16cid="http://schemas.microsoft.com/office/word/2016/wordml/cid" xmlns:w16="http://schemas.microsoft.com/office/word/2018/wordml" xmlns:w16du="http://schemas.microsoft.com/office/word/2023/wordml/word16du" xmlns:w16sdtdh="http://schemas.microsoft.com/office/word/2020/wordml/sdtdatahash" xmlns:w16sdtfl="http://schemas.microsoft.com/office/word/2024/wordml/sdtformatlock" xmlns:w16se="http://schemas.microsoft.com/office/word/2015/wordml/symex" xmlns:wpg="http://schemas.microsoft.com/office/word/2010/wordprocessingGroup" xmlns:wpi="http://schemas.microsoft.com/office/word/2010/wordprocessingInk" xmlns:wne="http://schemas.microsoft.com/office/word/2006/wordml" xmlns:wps="http://schemas.microsoft.com/office/word/2010/wordprocessingShape" mc:Ignorable="w14 w15 w16se w16cid w16 w16cex w16sdtdh w16sdtfl w16du wp14">
   <w:abstractNum w:abstractNumId="0" w15:restartNumberingAfterBreak="0">
-    <w:nsid w:val="006C5F46"/>
-    <w:multiLevelType w:val="multilevel"/>
-    <w:tmpl w:val="A9AA58BA"/>
-    <w:lvl w:ilvl="0">
-      <w:start w:val="1"/>
-      <w:numFmt w:val="bullet"/>
-      <w:lvlText w:val="●"/>
-      <w:lvlJc w:val="left"/>
-      <w:pPr>
-        <w:ind w:left="720" w:hanging="360"/>
-      </w:pPr>
-      <w:rPr>
-        <w:u w:val="none"/>
-      </w:rPr>
-    </w:lvl>
-    <w:lvl w:ilvl="1">
-      <w:start w:val="1"/>
-      <w:numFmt w:val="bullet"/>
-      <w:lvlText w:val="○"/>
-      <w:lvlJc w:val="left"/>
-      <w:pPr>
-        <w:ind w:left="1440" w:hanging="360"/>
-      </w:pPr>
-      <w:rPr>
-        <w:u w:val="none"/>
-      </w:rPr>
-    </w:lvl>
-    <w:lvl w:ilvl="2">
-      <w:start w:val="1"/>
-      <w:numFmt w:val="bullet"/>
-      <w:lvlText w:val="■"/>
-      <w:lvlJc w:val="left"/>
-      <w:pPr>
-        <w:ind w:left="2160" w:hanging="360"/>
-      </w:pPr>
-      <w:rPr>
-        <w:u w:val="none"/>
-      </w:rPr>
-    </w:lvl>
-    <w:lvl w:ilvl="3">
-      <w:start w:val="1"/>
-      <w:numFmt w:val="bullet"/>
-      <w:lvlText w:val="●"/>
-      <w:lvlJc w:val="left"/>
-      <w:pPr>
-        <w:ind w:left="2880" w:hanging="360"/>
-      </w:pPr>
-      <w:rPr>
-        <w:u w:val="none"/>
-      </w:rPr>
-    </w:lvl>
-    <w:lvl w:ilvl="4">
-      <w:start w:val="1"/>
-      <w:numFmt w:val="bullet"/>
-      <w:lvlText w:val="○"/>
-      <w:lvlJc w:val="left"/>
-      <w:pPr>
-        <w:ind w:left="3600" w:hanging="360"/>
-      </w:pPr>
-      <w:rPr>
-        <w:u w:val="none"/>
-      </w:rPr>
-    </w:lvl>
-    <w:lvl w:ilvl="5">
-      <w:start w:val="1"/>
-      <w:numFmt w:val="bullet"/>
-      <w:lvlText w:val="■"/>
-      <w:lvlJc w:val="left"/>
-      <w:pPr>
-        <w:ind w:left="4320" w:hanging="360"/>
-      </w:pPr>
-      <w:rPr>
-        <w:u w:val="none"/>
-      </w:rPr>
-    </w:lvl>
-    <w:lvl w:ilvl="6">
-      <w:start w:val="1"/>
-      <w:numFmt w:val="bullet"/>
-      <w:lvlText w:val="●"/>
-      <w:lvlJc w:val="left"/>
-      <w:pPr>
-        <w:ind w:left="5040" w:hanging="360"/>
-      </w:pPr>
-      <w:rPr>
-        <w:u w:val="none"/>
-      </w:rPr>
-    </w:lvl>
-    <w:lvl w:ilvl="7">
-      <w:start w:val="1"/>
-      <w:numFmt w:val="bullet"/>
-      <w:lvlText w:val="○"/>
-      <w:lvlJc w:val="left"/>
-      <w:pPr>
-        <w:ind w:left="5760" w:hanging="360"/>
-      </w:pPr>
-      <w:rPr>
-        <w:u w:val="none"/>
-      </w:rPr>
-    </w:lvl>
-    <w:lvl w:ilvl="8">
-      <w:start w:val="1"/>
-      <w:numFmt w:val="bullet"/>
-      <w:lvlText w:val="■"/>
-      <w:lvlJc w:val="left"/>
-      <w:pPr>
-        <w:ind w:left="6480" w:hanging="360"/>
-      </w:pPr>
-      <w:rPr>
-        <w:u w:val="none"/>
-      </w:rPr>
-    </w:lvl>
-  </w:abstractNum>
-  <w:abstractNum w:abstractNumId="1" w15:restartNumberingAfterBreak="0">
-    <w:nsid w:val="0181555B"/>
-    <w:multiLevelType w:val="multilevel"/>
-    <w:tmpl w:val="85F2179C"/>
-    <w:lvl w:ilvl="0">
-      <w:start w:val="1"/>
-      <w:numFmt w:val="bullet"/>
-      <w:lvlText w:val="●"/>
-      <w:lvlJc w:val="left"/>
-      <w:pPr>
-        <w:ind w:left="720" w:hanging="360"/>
-      </w:pPr>
-      <w:rPr>
-        <w:u w:val="none"/>
-      </w:rPr>
-    </w:lvl>
-    <w:lvl w:ilvl="1">
-      <w:start w:val="1"/>
-      <w:numFmt w:val="bullet"/>
-      <w:lvlText w:val="○"/>
-      <w:lvlJc w:val="left"/>
-      <w:pPr>
-        <w:ind w:left="1440" w:hanging="360"/>
-      </w:pPr>
-      <w:rPr>
-        <w:u w:val="none"/>
-      </w:rPr>
-    </w:lvl>
-    <w:lvl w:ilvl="2">
-      <w:start w:val="1"/>
-      <w:numFmt w:val="bullet"/>
-      <w:lvlText w:val="■"/>
-      <w:lvlJc w:val="left"/>
-      <w:pPr>
-        <w:ind w:left="2160" w:hanging="360"/>
-      </w:pPr>
-      <w:rPr>
-        <w:u w:val="none"/>
-      </w:rPr>
-    </w:lvl>
-    <w:lvl w:ilvl="3">
-      <w:start w:val="1"/>
-      <w:numFmt w:val="bullet"/>
-      <w:lvlText w:val="●"/>
-      <w:lvlJc w:val="left"/>
-      <w:pPr>
-        <w:ind w:left="2880" w:hanging="360"/>
-      </w:pPr>
-      <w:rPr>
-        <w:u w:val="none"/>
-      </w:rPr>
-    </w:lvl>
-    <w:lvl w:ilvl="4">
-      <w:start w:val="1"/>
-      <w:numFmt w:val="bullet"/>
-      <w:lvlText w:val="○"/>
-      <w:lvlJc w:val="left"/>
-      <w:pPr>
-        <w:ind w:left="3600" w:hanging="360"/>
-      </w:pPr>
-      <w:rPr>
-        <w:u w:val="none"/>
-      </w:rPr>
-    </w:lvl>
-    <w:lvl w:ilvl="5">
-      <w:start w:val="1"/>
-      <w:numFmt w:val="bullet"/>
-      <w:lvlText w:val="■"/>
-      <w:lvlJc w:val="left"/>
-      <w:pPr>
-        <w:ind w:left="4320" w:hanging="360"/>
-      </w:pPr>
-      <w:rPr>
-        <w:u w:val="none"/>
-      </w:rPr>
-    </w:lvl>
-    <w:lvl w:ilvl="6">
-      <w:start w:val="1"/>
-      <w:numFmt w:val="bullet"/>
-      <w:lvlText w:val="●"/>
-      <w:lvlJc w:val="left"/>
-      <w:pPr>
-        <w:ind w:left="5040" w:hanging="360"/>
-      </w:pPr>
-      <w:rPr>
-        <w:u w:val="none"/>
-      </w:rPr>
-    </w:lvl>
-    <w:lvl w:ilvl="7">
-      <w:start w:val="1"/>
-      <w:numFmt w:val="bullet"/>
-      <w:lvlText w:val="○"/>
-      <w:lvlJc w:val="left"/>
-      <w:pPr>
-        <w:ind w:left="5760" w:hanging="360"/>
-      </w:pPr>
-      <w:rPr>
-        <w:u w:val="none"/>
-      </w:rPr>
-    </w:lvl>
-    <w:lvl w:ilvl="8">
-      <w:start w:val="1"/>
-      <w:numFmt w:val="bullet"/>
-      <w:lvlText w:val="■"/>
-      <w:lvlJc w:val="left"/>
-      <w:pPr>
-        <w:ind w:left="6480" w:hanging="360"/>
-      </w:pPr>
-      <w:rPr>
-        <w:u w:val="none"/>
-      </w:rPr>
-    </w:lvl>
-  </w:abstractNum>
-  <w:abstractNum w:abstractNumId="2" w15:restartNumberingAfterBreak="0">
     <w:nsid w:val="0AFA4A14"/>
     <w:multiLevelType w:val="multilevel"/>
     <w:tmpl w:val="52B8BD5C"/>
@@ -2164,7 +2148,7 @@
       </w:rPr>
     </w:lvl>
   </w:abstractNum>
-  <w:abstractNum w:abstractNumId="3" w15:restartNumberingAfterBreak="0">
+  <w:abstractNum w:abstractNumId="1" w15:restartNumberingAfterBreak="0">
     <w:nsid w:val="0BE75DBB"/>
     <w:multiLevelType w:val="multilevel"/>
     <w:tmpl w:val="41FCB87E"/>
@@ -2277,233 +2261,7 @@
       </w:rPr>
     </w:lvl>
   </w:abstractNum>
-  <w:abstractNum w:abstractNumId="4" w15:restartNumberingAfterBreak="0">
-    <w:nsid w:val="110D5C63"/>
-    <w:multiLevelType w:val="multilevel"/>
-    <w:tmpl w:val="F3709C9C"/>
-    <w:lvl w:ilvl="0">
-      <w:start w:val="1"/>
-      <w:numFmt w:val="bullet"/>
-      <w:lvlText w:val="●"/>
-      <w:lvlJc w:val="left"/>
-      <w:pPr>
-        <w:ind w:left="720" w:hanging="360"/>
-      </w:pPr>
-      <w:rPr>
-        <w:u w:val="none"/>
-      </w:rPr>
-    </w:lvl>
-    <w:lvl w:ilvl="1">
-      <w:start w:val="1"/>
-      <w:numFmt w:val="bullet"/>
-      <w:lvlText w:val="○"/>
-      <w:lvlJc w:val="left"/>
-      <w:pPr>
-        <w:ind w:left="1440" w:hanging="360"/>
-      </w:pPr>
-      <w:rPr>
-        <w:u w:val="none"/>
-      </w:rPr>
-    </w:lvl>
-    <w:lvl w:ilvl="2">
-      <w:start w:val="1"/>
-      <w:numFmt w:val="bullet"/>
-      <w:lvlText w:val="■"/>
-      <w:lvlJc w:val="left"/>
-      <w:pPr>
-        <w:ind w:left="2160" w:hanging="360"/>
-      </w:pPr>
-      <w:rPr>
-        <w:u w:val="none"/>
-      </w:rPr>
-    </w:lvl>
-    <w:lvl w:ilvl="3">
-      <w:start w:val="1"/>
-      <w:numFmt w:val="bullet"/>
-      <w:lvlText w:val="●"/>
-      <w:lvlJc w:val="left"/>
-      <w:pPr>
-        <w:ind w:left="2880" w:hanging="360"/>
-      </w:pPr>
-      <w:rPr>
-        <w:u w:val="none"/>
-      </w:rPr>
-    </w:lvl>
-    <w:lvl w:ilvl="4">
-      <w:start w:val="1"/>
-      <w:numFmt w:val="bullet"/>
-      <w:lvlText w:val="○"/>
-      <w:lvlJc w:val="left"/>
-      <w:pPr>
-        <w:ind w:left="3600" w:hanging="360"/>
-      </w:pPr>
-      <w:rPr>
-        <w:u w:val="none"/>
-      </w:rPr>
-    </w:lvl>
-    <w:lvl w:ilvl="5">
-      <w:start w:val="1"/>
-      <w:numFmt w:val="bullet"/>
-      <w:lvlText w:val="■"/>
-      <w:lvlJc w:val="left"/>
-      <w:pPr>
-        <w:ind w:left="4320" w:hanging="360"/>
-      </w:pPr>
-      <w:rPr>
-        <w:u w:val="none"/>
-      </w:rPr>
-    </w:lvl>
-    <w:lvl w:ilvl="6">
-      <w:start w:val="1"/>
-      <w:numFmt w:val="bullet"/>
-      <w:lvlText w:val="●"/>
-      <w:lvlJc w:val="left"/>
-      <w:pPr>
-        <w:ind w:left="5040" w:hanging="360"/>
-      </w:pPr>
-      <w:rPr>
-        <w:u w:val="none"/>
-      </w:rPr>
-    </w:lvl>
-    <w:lvl w:ilvl="7">
-      <w:start w:val="1"/>
-      <w:numFmt w:val="bullet"/>
-      <w:lvlText w:val="○"/>
-      <w:lvlJc w:val="left"/>
-      <w:pPr>
-        <w:ind w:left="5760" w:hanging="360"/>
-      </w:pPr>
-      <w:rPr>
-        <w:u w:val="none"/>
-      </w:rPr>
-    </w:lvl>
-    <w:lvl w:ilvl="8">
-      <w:start w:val="1"/>
-      <w:numFmt w:val="bullet"/>
-      <w:lvlText w:val="■"/>
-      <w:lvlJc w:val="left"/>
-      <w:pPr>
-        <w:ind w:left="6480" w:hanging="360"/>
-      </w:pPr>
-      <w:rPr>
-        <w:u w:val="none"/>
-      </w:rPr>
-    </w:lvl>
-  </w:abstractNum>
-  <w:abstractNum w:abstractNumId="5" w15:restartNumberingAfterBreak="0">
-    <w:nsid w:val="26216EB7"/>
-    <w:multiLevelType w:val="multilevel"/>
-    <w:tmpl w:val="7F5EA2E4"/>
-    <w:lvl w:ilvl="0">
-      <w:start w:val="1"/>
-      <w:numFmt w:val="bullet"/>
-      <w:lvlText w:val="●"/>
-      <w:lvlJc w:val="left"/>
-      <w:pPr>
-        <w:ind w:left="720" w:hanging="360"/>
-      </w:pPr>
-      <w:rPr>
-        <w:u w:val="none"/>
-      </w:rPr>
-    </w:lvl>
-    <w:lvl w:ilvl="1">
-      <w:start w:val="1"/>
-      <w:numFmt w:val="bullet"/>
-      <w:lvlText w:val="○"/>
-      <w:lvlJc w:val="left"/>
-      <w:pPr>
-        <w:ind w:left="1440" w:hanging="360"/>
-      </w:pPr>
-      <w:rPr>
-        <w:u w:val="none"/>
-      </w:rPr>
-    </w:lvl>
-    <w:lvl w:ilvl="2">
-      <w:start w:val="1"/>
-      <w:numFmt w:val="bullet"/>
-      <w:lvlText w:val="■"/>
-      <w:lvlJc w:val="left"/>
-      <w:pPr>
-        <w:ind w:left="2160" w:hanging="360"/>
-      </w:pPr>
-      <w:rPr>
-        <w:u w:val="none"/>
-      </w:rPr>
-    </w:lvl>
-    <w:lvl w:ilvl="3">
-      <w:start w:val="1"/>
-      <w:numFmt w:val="bullet"/>
-      <w:lvlText w:val="●"/>
-      <w:lvlJc w:val="left"/>
-      <w:pPr>
-        <w:ind w:left="2880" w:hanging="360"/>
-      </w:pPr>
-      <w:rPr>
-        <w:u w:val="none"/>
-      </w:rPr>
-    </w:lvl>
-    <w:lvl w:ilvl="4">
-      <w:start w:val="1"/>
-      <w:numFmt w:val="bullet"/>
-      <w:lvlText w:val="○"/>
-      <w:lvlJc w:val="left"/>
-      <w:pPr>
-        <w:ind w:left="3600" w:hanging="360"/>
-      </w:pPr>
-      <w:rPr>
-        <w:u w:val="none"/>
-      </w:rPr>
-    </w:lvl>
-    <w:lvl w:ilvl="5">
-      <w:start w:val="1"/>
-      <w:numFmt w:val="bullet"/>
-      <w:lvlText w:val="■"/>
-      <w:lvlJc w:val="left"/>
-      <w:pPr>
-        <w:ind w:left="4320" w:hanging="360"/>
-      </w:pPr>
-      <w:rPr>
-        <w:u w:val="none"/>
-      </w:rPr>
-    </w:lvl>
-    <w:lvl w:ilvl="6">
-      <w:start w:val="1"/>
-      <w:numFmt w:val="bullet"/>
-      <w:lvlText w:val="●"/>
-      <w:lvlJc w:val="left"/>
-      <w:pPr>
-        <w:ind w:left="5040" w:hanging="360"/>
-      </w:pPr>
-      <w:rPr>
-        <w:u w:val="none"/>
-      </w:rPr>
-    </w:lvl>
-    <w:lvl w:ilvl="7">
-      <w:start w:val="1"/>
-      <w:numFmt w:val="bullet"/>
-      <w:lvlText w:val="○"/>
-      <w:lvlJc w:val="left"/>
-      <w:pPr>
-        <w:ind w:left="5760" w:hanging="360"/>
-      </w:pPr>
-      <w:rPr>
-        <w:u w:val="none"/>
-      </w:rPr>
-    </w:lvl>
-    <w:lvl w:ilvl="8">
-      <w:start w:val="1"/>
-      <w:numFmt w:val="bullet"/>
-      <w:lvlText w:val="■"/>
-      <w:lvlJc w:val="left"/>
-      <w:pPr>
-        <w:ind w:left="6480" w:hanging="360"/>
-      </w:pPr>
-      <w:rPr>
-        <w:u w:val="none"/>
-      </w:rPr>
-    </w:lvl>
-  </w:abstractNum>
-  <w:abstractNum w:abstractNumId="6" w15:restartNumberingAfterBreak="0">
+  <w:abstractNum w:abstractNumId="2" w15:restartNumberingAfterBreak="0">
     <w:nsid w:val="29490E70"/>
     <w:multiLevelType w:val="multilevel"/>
     <w:tmpl w:val="2FCC2EE0"/>
@@ -2616,120 +2374,7 @@
       </w:rPr>
     </w:lvl>
   </w:abstractNum>
-  <w:abstractNum w:abstractNumId="7" w15:restartNumberingAfterBreak="0">
-    <w:nsid w:val="2EAD57FF"/>
-    <w:multiLevelType w:val="multilevel"/>
-    <w:tmpl w:val="181C4C86"/>
-    <w:lvl w:ilvl="0">
-      <w:start w:val="1"/>
-      <w:numFmt w:val="bullet"/>
-      <w:lvlText w:val="●"/>
-      <w:lvlJc w:val="left"/>
-      <w:pPr>
-        <w:ind w:left="720" w:hanging="360"/>
-      </w:pPr>
-      <w:rPr>
-        <w:u w:val="none"/>
-      </w:rPr>
-    </w:lvl>
-    <w:lvl w:ilvl="1">
-      <w:start w:val="1"/>
-      <w:numFmt w:val="bullet"/>
-      <w:lvlText w:val="○"/>
-      <w:lvlJc w:val="left"/>
-      <w:pPr>
-        <w:ind w:left="1440" w:hanging="360"/>
-      </w:pPr>
-      <w:rPr>
-        <w:u w:val="none"/>
-      </w:rPr>
-    </w:lvl>
-    <w:lvl w:ilvl="2">
-      <w:start w:val="1"/>
-      <w:numFmt w:val="bullet"/>
-      <w:lvlText w:val="■"/>
-      <w:lvlJc w:val="left"/>
-      <w:pPr>
-        <w:ind w:left="2160" w:hanging="360"/>
-      </w:pPr>
-      <w:rPr>
-        <w:u w:val="none"/>
-      </w:rPr>
-    </w:lvl>
-    <w:lvl w:ilvl="3">
-      <w:start w:val="1"/>
-      <w:numFmt w:val="bullet"/>
-      <w:lvlText w:val="●"/>
-      <w:lvlJc w:val="left"/>
-      <w:pPr>
-        <w:ind w:left="2880" w:hanging="360"/>
-      </w:pPr>
-      <w:rPr>
-        <w:u w:val="none"/>
-      </w:rPr>
-    </w:lvl>
-    <w:lvl w:ilvl="4">
-      <w:start w:val="1"/>
-      <w:numFmt w:val="bullet"/>
-      <w:lvlText w:val="○"/>
-      <w:lvlJc w:val="left"/>
-      <w:pPr>
-        <w:ind w:left="3600" w:hanging="360"/>
-      </w:pPr>
-      <w:rPr>
-        <w:u w:val="none"/>
-      </w:rPr>
-    </w:lvl>
-    <w:lvl w:ilvl="5">
-      <w:start w:val="1"/>
-      <w:numFmt w:val="bullet"/>
-      <w:lvlText w:val="■"/>
-      <w:lvlJc w:val="left"/>
-      <w:pPr>
-        <w:ind w:left="4320" w:hanging="360"/>
-      </w:pPr>
-      <w:rPr>
-        <w:u w:val="none"/>
-      </w:rPr>
-    </w:lvl>
-    <w:lvl w:ilvl="6">
-      <w:start w:val="1"/>
-      <w:numFmt w:val="bullet"/>
-      <w:lvlText w:val="●"/>
-      <w:lvlJc w:val="left"/>
-      <w:pPr>
-        <w:ind w:left="5040" w:hanging="360"/>
-      </w:pPr>
-      <w:rPr>
-        <w:u w:val="none"/>
-      </w:rPr>
-    </w:lvl>
-    <w:lvl w:ilvl="7">
-      <w:start w:val="1"/>
-      <w:numFmt w:val="bullet"/>
-      <w:lvlText w:val="○"/>
-      <w:lvlJc w:val="left"/>
-      <w:pPr>
-        <w:ind w:left="5760" w:hanging="360"/>
-      </w:pPr>
-      <w:rPr>
-        <w:u w:val="none"/>
-      </w:rPr>
-    </w:lvl>
-    <w:lvl w:ilvl="8">
-      <w:start w:val="1"/>
-      <w:numFmt w:val="bullet"/>
-      <w:lvlText w:val="■"/>
-      <w:lvlJc w:val="left"/>
-      <w:pPr>
-        <w:ind w:left="6480" w:hanging="360"/>
-      </w:pPr>
-      <w:rPr>
-        <w:u w:val="none"/>
-      </w:rPr>
-    </w:lvl>
-  </w:abstractNum>
-  <w:abstractNum w:abstractNumId="8" w15:restartNumberingAfterBreak="0">
+  <w:abstractNum w:abstractNumId="3" w15:restartNumberingAfterBreak="0">
     <w:nsid w:val="35D97221"/>
     <w:multiLevelType w:val="multilevel"/>
     <w:tmpl w:val="733E9BD8"/>
@@ -2842,7 +2487,7 @@
       </w:rPr>
     </w:lvl>
   </w:abstractNum>
-  <w:abstractNum w:abstractNumId="9" w15:restartNumberingAfterBreak="0">
+  <w:abstractNum w:abstractNumId="4" w15:restartNumberingAfterBreak="0">
     <w:nsid w:val="38957B8A"/>
     <w:multiLevelType w:val="multilevel"/>
     <w:tmpl w:val="6002A4D0"/>
@@ -2955,346 +2600,7 @@
       </w:rPr>
     </w:lvl>
   </w:abstractNum>
-  <w:abstractNum w:abstractNumId="10" w15:restartNumberingAfterBreak="0">
-    <w:nsid w:val="3BAA3001"/>
-    <w:multiLevelType w:val="multilevel"/>
-    <w:tmpl w:val="7FCC3BC6"/>
-    <w:lvl w:ilvl="0">
-      <w:start w:val="1"/>
-      <w:numFmt w:val="bullet"/>
-      <w:lvlText w:val="●"/>
-      <w:lvlJc w:val="left"/>
-      <w:pPr>
-        <w:ind w:left="720" w:hanging="360"/>
-      </w:pPr>
-      <w:rPr>
-        <w:u w:val="none"/>
-      </w:rPr>
-    </w:lvl>
-    <w:lvl w:ilvl="1">
-      <w:start w:val="1"/>
-      <w:numFmt w:val="bullet"/>
-      <w:lvlText w:val="○"/>
-      <w:lvlJc w:val="left"/>
-      <w:pPr>
-        <w:ind w:left="1440" w:hanging="360"/>
-      </w:pPr>
-      <w:rPr>
-        <w:u w:val="none"/>
-      </w:rPr>
-    </w:lvl>
-    <w:lvl w:ilvl="2">
-      <w:start w:val="1"/>
-      <w:numFmt w:val="bullet"/>
-      <w:lvlText w:val="■"/>
-      <w:lvlJc w:val="left"/>
-      <w:pPr>
-        <w:ind w:left="2160" w:hanging="360"/>
-      </w:pPr>
-      <w:rPr>
-        <w:u w:val="none"/>
-      </w:rPr>
-    </w:lvl>
-    <w:lvl w:ilvl="3">
-      <w:start w:val="1"/>
-      <w:numFmt w:val="bullet"/>
-      <w:lvlText w:val="●"/>
-      <w:lvlJc w:val="left"/>
-      <w:pPr>
-        <w:ind w:left="2880" w:hanging="360"/>
-      </w:pPr>
-      <w:rPr>
-        <w:u w:val="none"/>
-      </w:rPr>
-    </w:lvl>
-    <w:lvl w:ilvl="4">
-      <w:start w:val="1"/>
-      <w:numFmt w:val="bullet"/>
-      <w:lvlText w:val="○"/>
-      <w:lvlJc w:val="left"/>
-      <w:pPr>
-        <w:ind w:left="3600" w:hanging="360"/>
-      </w:pPr>
-      <w:rPr>
-        <w:u w:val="none"/>
-      </w:rPr>
-    </w:lvl>
-    <w:lvl w:ilvl="5">
-      <w:start w:val="1"/>
-      <w:numFmt w:val="bullet"/>
-      <w:lvlText w:val="■"/>
-      <w:lvlJc w:val="left"/>
-      <w:pPr>
-        <w:ind w:left="4320" w:hanging="360"/>
-      </w:pPr>
-      <w:rPr>
-        <w:u w:val="none"/>
-      </w:rPr>
-    </w:lvl>
-    <w:lvl w:ilvl="6">
-      <w:start w:val="1"/>
-      <w:numFmt w:val="bullet"/>
-      <w:lvlText w:val="●"/>
-      <w:lvlJc w:val="left"/>
-      <w:pPr>
-        <w:ind w:left="5040" w:hanging="360"/>
-      </w:pPr>
-      <w:rPr>
-        <w:u w:val="none"/>
-      </w:rPr>
-    </w:lvl>
-    <w:lvl w:ilvl="7">
-      <w:start w:val="1"/>
-      <w:numFmt w:val="bullet"/>
-      <w:lvlText w:val="○"/>
-      <w:lvlJc w:val="left"/>
-      <w:pPr>
-        <w:ind w:left="5760" w:hanging="360"/>
-      </w:pPr>
-      <w:rPr>
-        <w:u w:val="none"/>
-      </w:rPr>
-    </w:lvl>
-    <w:lvl w:ilvl="8">
-      <w:start w:val="1"/>
-      <w:numFmt w:val="bullet"/>
-      <w:lvlText w:val="■"/>
-      <w:lvlJc w:val="left"/>
-      <w:pPr>
-        <w:ind w:left="6480" w:hanging="360"/>
-      </w:pPr>
-      <w:rPr>
-        <w:u w:val="none"/>
-      </w:rPr>
-    </w:lvl>
-  </w:abstractNum>
-  <w:abstractNum w:abstractNumId="11" w15:restartNumberingAfterBreak="0">
-    <w:nsid w:val="3C8631C9"/>
-    <w:multiLevelType w:val="multilevel"/>
-    <w:tmpl w:val="47D4FF06"/>
-    <w:lvl w:ilvl="0">
-      <w:start w:val="1"/>
-      <w:numFmt w:val="bullet"/>
-      <w:lvlText w:val="●"/>
-      <w:lvlJc w:val="left"/>
-      <w:pPr>
-        <w:ind w:left="720" w:hanging="360"/>
-      </w:pPr>
-      <w:rPr>
-        <w:u w:val="none"/>
-      </w:rPr>
-    </w:lvl>
-    <w:lvl w:ilvl="1">
-      <w:start w:val="1"/>
-      <w:numFmt w:val="bullet"/>
-      <w:lvlText w:val="○"/>
-      <w:lvlJc w:val="left"/>
-      <w:pPr>
-        <w:ind w:left="1440" w:hanging="360"/>
-      </w:pPr>
-      <w:rPr>
-        <w:u w:val="none"/>
-      </w:rPr>
-    </w:lvl>
-    <w:lvl w:ilvl="2">
-      <w:start w:val="1"/>
-      <w:numFmt w:val="bullet"/>
-      <w:lvlText w:val="■"/>
-      <w:lvlJc w:val="left"/>
-      <w:pPr>
-        <w:ind w:left="2160" w:hanging="360"/>
-      </w:pPr>
-      <w:rPr>
-        <w:u w:val="none"/>
-      </w:rPr>
-    </w:lvl>
-    <w:lvl w:ilvl="3">
-      <w:start w:val="1"/>
-      <w:numFmt w:val="bullet"/>
-      <w:lvlText w:val="●"/>
-      <w:lvlJc w:val="left"/>
-      <w:pPr>
-        <w:ind w:left="2880" w:hanging="360"/>
-      </w:pPr>
-      <w:rPr>
-        <w:u w:val="none"/>
-      </w:rPr>
-    </w:lvl>
-    <w:lvl w:ilvl="4">
-      <w:start w:val="1"/>
-      <w:numFmt w:val="bullet"/>
-      <w:lvlText w:val="○"/>
-      <w:lvlJc w:val="left"/>
-      <w:pPr>
-        <w:ind w:left="3600" w:hanging="360"/>
-      </w:pPr>
-      <w:rPr>
-        <w:u w:val="none"/>
-      </w:rPr>
-    </w:lvl>
-    <w:lvl w:ilvl="5">
-      <w:start w:val="1"/>
-      <w:numFmt w:val="bullet"/>
-      <w:lvlText w:val="■"/>
-      <w:lvlJc w:val="left"/>
-      <w:pPr>
-        <w:ind w:left="4320" w:hanging="360"/>
-      </w:pPr>
-      <w:rPr>
-        <w:u w:val="none"/>
-      </w:rPr>
-    </w:lvl>
-    <w:lvl w:ilvl="6">
-      <w:start w:val="1"/>
-      <w:numFmt w:val="bullet"/>
-      <w:lvlText w:val="●"/>
-      <w:lvlJc w:val="left"/>
-      <w:pPr>
-        <w:ind w:left="5040" w:hanging="360"/>
-      </w:pPr>
-      <w:rPr>
-        <w:u w:val="none"/>
-      </w:rPr>
-    </w:lvl>
-    <w:lvl w:ilvl="7">
-      <w:start w:val="1"/>
-      <w:numFmt w:val="bullet"/>
-      <w:lvlText w:val="○"/>
-      <w:lvlJc w:val="left"/>
-      <w:pPr>
-        <w:ind w:left="5760" w:hanging="360"/>
-      </w:pPr>
-      <w:rPr>
-        <w:u w:val="none"/>
-      </w:rPr>
-    </w:lvl>
-    <w:lvl w:ilvl="8">
-      <w:start w:val="1"/>
-      <w:numFmt w:val="bullet"/>
-      <w:lvlText w:val="■"/>
-      <w:lvlJc w:val="left"/>
-      <w:pPr>
-        <w:ind w:left="6480" w:hanging="360"/>
-      </w:pPr>
-      <w:rPr>
-        <w:u w:val="none"/>
-      </w:rPr>
-    </w:lvl>
-  </w:abstractNum>
-  <w:abstractNum w:abstractNumId="12" w15:restartNumberingAfterBreak="0">
-    <w:nsid w:val="4E4B581C"/>
-    <w:multiLevelType w:val="multilevel"/>
-    <w:tmpl w:val="E2E86FFA"/>
-    <w:lvl w:ilvl="0">
-      <w:start w:val="1"/>
-      <w:numFmt w:val="bullet"/>
-      <w:lvlText w:val="●"/>
-      <w:lvlJc w:val="left"/>
-      <w:pPr>
-        <w:ind w:left="720" w:hanging="360"/>
-      </w:pPr>
-      <w:rPr>
-        <w:u w:val="none"/>
-      </w:rPr>
-    </w:lvl>
-    <w:lvl w:ilvl="1">
-      <w:start w:val="1"/>
-      <w:numFmt w:val="bullet"/>
-      <w:lvlText w:val="○"/>
-      <w:lvlJc w:val="left"/>
-      <w:pPr>
-        <w:ind w:left="1440" w:hanging="360"/>
-      </w:pPr>
-      <w:rPr>
-        <w:u w:val="none"/>
-      </w:rPr>
-    </w:lvl>
-    <w:lvl w:ilvl="2">
-      <w:start w:val="1"/>
-      <w:numFmt w:val="bullet"/>
-      <w:lvlText w:val="■"/>
-      <w:lvlJc w:val="left"/>
-      <w:pPr>
-        <w:ind w:left="2160" w:hanging="360"/>
-      </w:pPr>
-      <w:rPr>
-        <w:u w:val="none"/>
-      </w:rPr>
-    </w:lvl>
-    <w:lvl w:ilvl="3">
-      <w:start w:val="1"/>
-      <w:numFmt w:val="bullet"/>
-      <w:lvlText w:val="●"/>
-      <w:lvlJc w:val="left"/>
-      <w:pPr>
-        <w:ind w:left="2880" w:hanging="360"/>
-      </w:pPr>
-      <w:rPr>
-        <w:u w:val="none"/>
-      </w:rPr>
-    </w:lvl>
-    <w:lvl w:ilvl="4">
-      <w:start w:val="1"/>
-      <w:numFmt w:val="bullet"/>
-      <w:lvlText w:val="○"/>
-      <w:lvlJc w:val="left"/>
-      <w:pPr>
-        <w:ind w:left="3600" w:hanging="360"/>
-      </w:pPr>
-      <w:rPr>
-        <w:u w:val="none"/>
-      </w:rPr>
-    </w:lvl>
-    <w:lvl w:ilvl="5">
-      <w:start w:val="1"/>
-      <w:numFmt w:val="bullet"/>
-      <w:lvlText w:val="■"/>
-      <w:lvlJc w:val="left"/>
-      <w:pPr>
-        <w:ind w:left="4320" w:hanging="360"/>
-      </w:pPr>
-      <w:rPr>
-        <w:u w:val="none"/>
-      </w:rPr>
-    </w:lvl>
-    <w:lvl w:ilvl="6">
-      <w:start w:val="1"/>
-      <w:numFmt w:val="bullet"/>
-      <w:lvlText w:val="●"/>
-      <w:lvlJc w:val="left"/>
-      <w:pPr>
-        <w:ind w:left="5040" w:hanging="360"/>
-      </w:pPr>
-      <w:rPr>
-        <w:u w:val="none"/>
-      </w:rPr>
-    </w:lvl>
-    <w:lvl w:ilvl="7">
-      <w:start w:val="1"/>
-      <w:numFmt w:val="bullet"/>
-      <w:lvlText w:val="○"/>
-      <w:lvlJc w:val="left"/>
-      <w:pPr>
-        <w:ind w:left="5760" w:hanging="360"/>
-      </w:pPr>
-      <w:rPr>
-        <w:u w:val="none"/>
-      </w:rPr>
-    </w:lvl>
-    <w:lvl w:ilvl="8">
-      <w:start w:val="1"/>
-      <w:numFmt w:val="bullet"/>
-      <w:lvlText w:val="■"/>
-      <w:lvlJc w:val="left"/>
-      <w:pPr>
-        <w:ind w:left="6480" w:hanging="360"/>
-      </w:pPr>
-      <w:rPr>
-        <w:u w:val="none"/>
-      </w:rPr>
-    </w:lvl>
-  </w:abstractNum>
-  <w:abstractNum w:abstractNumId="13" w15:restartNumberingAfterBreak="0">
+  <w:abstractNum w:abstractNumId="5" w15:restartNumberingAfterBreak="0">
     <w:nsid w:val="5D722FF4"/>
     <w:multiLevelType w:val="multilevel"/>
     <w:tmpl w:val="D58C02CC"/>
@@ -3407,120 +2713,7 @@
       </w:rPr>
     </w:lvl>
   </w:abstractNum>
-  <w:abstractNum w:abstractNumId="14" w15:restartNumberingAfterBreak="0">
-    <w:nsid w:val="5ECA3259"/>
-    <w:multiLevelType w:val="multilevel"/>
-    <w:tmpl w:val="6D80368A"/>
-    <w:lvl w:ilvl="0">
-      <w:start w:val="1"/>
-      <w:numFmt w:val="bullet"/>
-      <w:lvlText w:val="●"/>
-      <w:lvlJc w:val="left"/>
-      <w:pPr>
-        <w:ind w:left="720" w:hanging="360"/>
-      </w:pPr>
-      <w:rPr>
-        <w:u w:val="none"/>
-      </w:rPr>
-    </w:lvl>
-    <w:lvl w:ilvl="1">
-      <w:start w:val="1"/>
-      <w:numFmt w:val="bullet"/>
-      <w:lvlText w:val="○"/>
-      <w:lvlJc w:val="left"/>
-      <w:pPr>
-        <w:ind w:left="1440" w:hanging="360"/>
-      </w:pPr>
-      <w:rPr>
-        <w:u w:val="none"/>
-      </w:rPr>
-    </w:lvl>
-    <w:lvl w:ilvl="2">
-      <w:start w:val="1"/>
-      <w:numFmt w:val="bullet"/>
-      <w:lvlText w:val="■"/>
-      <w:lvlJc w:val="left"/>
-      <w:pPr>
-        <w:ind w:left="2160" w:hanging="360"/>
-      </w:pPr>
-      <w:rPr>
-        <w:u w:val="none"/>
-      </w:rPr>
-    </w:lvl>
-    <w:lvl w:ilvl="3">
-      <w:start w:val="1"/>
-      <w:numFmt w:val="bullet"/>
-      <w:lvlText w:val="●"/>
-      <w:lvlJc w:val="left"/>
-      <w:pPr>
-        <w:ind w:left="2880" w:hanging="360"/>
-      </w:pPr>
-      <w:rPr>
-        <w:u w:val="none"/>
-      </w:rPr>
-    </w:lvl>
-    <w:lvl w:ilvl="4">
-      <w:start w:val="1"/>
-      <w:numFmt w:val="bullet"/>
-      <w:lvlText w:val="○"/>
-      <w:lvlJc w:val="left"/>
-      <w:pPr>
-        <w:ind w:left="3600" w:hanging="360"/>
-      </w:pPr>
-      <w:rPr>
-        <w:u w:val="none"/>
-      </w:rPr>
-    </w:lvl>
-    <w:lvl w:ilvl="5">
-      <w:start w:val="1"/>
-      <w:numFmt w:val="bullet"/>
-      <w:lvlText w:val="■"/>
-      <w:lvlJc w:val="left"/>
-      <w:pPr>
-        <w:ind w:left="4320" w:hanging="360"/>
-      </w:pPr>
-      <w:rPr>
-        <w:u w:val="none"/>
-      </w:rPr>
-    </w:lvl>
-    <w:lvl w:ilvl="6">
-      <w:start w:val="1"/>
-      <w:numFmt w:val="bullet"/>
-      <w:lvlText w:val="●"/>
-      <w:lvlJc w:val="left"/>
-      <w:pPr>
-        <w:ind w:left="5040" w:hanging="360"/>
-      </w:pPr>
-      <w:rPr>
-        <w:u w:val="none"/>
-      </w:rPr>
-    </w:lvl>
-    <w:lvl w:ilvl="7">
-      <w:start w:val="1"/>
-      <w:numFmt w:val="bullet"/>
-      <w:lvlText w:val="○"/>
-      <w:lvlJc w:val="left"/>
-      <w:pPr>
-        <w:ind w:left="5760" w:hanging="360"/>
-      </w:pPr>
-      <w:rPr>
-        <w:u w:val="none"/>
-      </w:rPr>
-    </w:lvl>
-    <w:lvl w:ilvl="8">
-      <w:start w:val="1"/>
-      <w:numFmt w:val="bullet"/>
-      <w:lvlText w:val="■"/>
-      <w:lvlJc w:val="left"/>
-      <w:pPr>
-        <w:ind w:left="6480" w:hanging="360"/>
-      </w:pPr>
-      <w:rPr>
-        <w:u w:val="none"/>
-      </w:rPr>
-    </w:lvl>
-  </w:abstractNum>
-  <w:abstractNum w:abstractNumId="15" w15:restartNumberingAfterBreak="0">
+  <w:abstractNum w:abstractNumId="6" w15:restartNumberingAfterBreak="0">
     <w:nsid w:val="60F56BC8"/>
     <w:multiLevelType w:val="multilevel"/>
     <w:tmpl w:val="568A69E6"/>
@@ -3633,572 +2826,7 @@
       </w:rPr>
     </w:lvl>
   </w:abstractNum>
-  <w:abstractNum w:abstractNumId="16" w15:restartNumberingAfterBreak="0">
-    <w:nsid w:val="63475D38"/>
-    <w:multiLevelType w:val="multilevel"/>
-    <w:tmpl w:val="E8745202"/>
-    <w:lvl w:ilvl="0">
-      <w:start w:val="1"/>
-      <w:numFmt w:val="bullet"/>
-      <w:lvlText w:val="●"/>
-      <w:lvlJc w:val="left"/>
-      <w:pPr>
-        <w:ind w:left="720" w:hanging="360"/>
-      </w:pPr>
-      <w:rPr>
-        <w:u w:val="none"/>
-      </w:rPr>
-    </w:lvl>
-    <w:lvl w:ilvl="1">
-      <w:start w:val="1"/>
-      <w:numFmt w:val="bullet"/>
-      <w:lvlText w:val="○"/>
-      <w:lvlJc w:val="left"/>
-      <w:pPr>
-        <w:ind w:left="1440" w:hanging="360"/>
-      </w:pPr>
-      <w:rPr>
-        <w:u w:val="none"/>
-      </w:rPr>
-    </w:lvl>
-    <w:lvl w:ilvl="2">
-      <w:start w:val="1"/>
-      <w:numFmt w:val="bullet"/>
-      <w:lvlText w:val="■"/>
-      <w:lvlJc w:val="left"/>
-      <w:pPr>
-        <w:ind w:left="2160" w:hanging="360"/>
-      </w:pPr>
-      <w:rPr>
-        <w:u w:val="none"/>
-      </w:rPr>
-    </w:lvl>
-    <w:lvl w:ilvl="3">
-      <w:start w:val="1"/>
-      <w:numFmt w:val="bullet"/>
-      <w:lvlText w:val="●"/>
-      <w:lvlJc w:val="left"/>
-      <w:pPr>
-        <w:ind w:left="2880" w:hanging="360"/>
-      </w:pPr>
-      <w:rPr>
-        <w:u w:val="none"/>
-      </w:rPr>
-    </w:lvl>
-    <w:lvl w:ilvl="4">
-      <w:start w:val="1"/>
-      <w:numFmt w:val="bullet"/>
-      <w:lvlText w:val="○"/>
-      <w:lvlJc w:val="left"/>
-      <w:pPr>
-        <w:ind w:left="3600" w:hanging="360"/>
-      </w:pPr>
-      <w:rPr>
-        <w:u w:val="none"/>
-      </w:rPr>
-    </w:lvl>
-    <w:lvl w:ilvl="5">
-      <w:start w:val="1"/>
-      <w:numFmt w:val="bullet"/>
-      <w:lvlText w:val="■"/>
-      <w:lvlJc w:val="left"/>
-      <w:pPr>
-        <w:ind w:left="4320" w:hanging="360"/>
-      </w:pPr>
-      <w:rPr>
-        <w:u w:val="none"/>
-      </w:rPr>
-    </w:lvl>
-    <w:lvl w:ilvl="6">
-      <w:start w:val="1"/>
-      <w:numFmt w:val="bullet"/>
-      <w:lvlText w:val="●"/>
-      <w:lvlJc w:val="left"/>
-      <w:pPr>
-        <w:ind w:left="5040" w:hanging="360"/>
-      </w:pPr>
-      <w:rPr>
-        <w:u w:val="none"/>
-      </w:rPr>
-    </w:lvl>
-    <w:lvl w:ilvl="7">
-      <w:start w:val="1"/>
-      <w:numFmt w:val="bullet"/>
-      <w:lvlText w:val="○"/>
-      <w:lvlJc w:val="left"/>
-      <w:pPr>
-        <w:ind w:left="5760" w:hanging="360"/>
-      </w:pPr>
-      <w:rPr>
-        <w:u w:val="none"/>
-      </w:rPr>
-    </w:lvl>
-    <w:lvl w:ilvl="8">
-      <w:start w:val="1"/>
-      <w:numFmt w:val="bullet"/>
-      <w:lvlText w:val="■"/>
-      <w:lvlJc w:val="left"/>
-      <w:pPr>
-        <w:ind w:left="6480" w:hanging="360"/>
-      </w:pPr>
-      <w:rPr>
-        <w:u w:val="none"/>
-      </w:rPr>
-    </w:lvl>
-  </w:abstractNum>
-  <w:abstractNum w:abstractNumId="17" w15:restartNumberingAfterBreak="0">
-    <w:nsid w:val="652D2E6F"/>
-    <w:multiLevelType w:val="multilevel"/>
-    <w:tmpl w:val="4DC4BD60"/>
-    <w:lvl w:ilvl="0">
-      <w:start w:val="1"/>
-      <w:numFmt w:val="bullet"/>
-      <w:lvlText w:val="●"/>
-      <w:lvlJc w:val="left"/>
-      <w:pPr>
-        <w:ind w:left="720" w:hanging="360"/>
-      </w:pPr>
-      <w:rPr>
-        <w:u w:val="none"/>
-      </w:rPr>
-    </w:lvl>
-    <w:lvl w:ilvl="1">
-      <w:start w:val="1"/>
-      <w:numFmt w:val="bullet"/>
-      <w:lvlText w:val="○"/>
-      <w:lvlJc w:val="left"/>
-      <w:pPr>
-        <w:ind w:left="1440" w:hanging="360"/>
-      </w:pPr>
-      <w:rPr>
-        <w:u w:val="none"/>
-      </w:rPr>
-    </w:lvl>
-    <w:lvl w:ilvl="2">
-      <w:start w:val="1"/>
-      <w:numFmt w:val="bullet"/>
-      <w:lvlText w:val="■"/>
-      <w:lvlJc w:val="left"/>
-      <w:pPr>
-        <w:ind w:left="2160" w:hanging="360"/>
-      </w:pPr>
-      <w:rPr>
-        <w:u w:val="none"/>
-      </w:rPr>
-    </w:lvl>
-    <w:lvl w:ilvl="3">
-      <w:start w:val="1"/>
-      <w:numFmt w:val="bullet"/>
-      <w:lvlText w:val="●"/>
-      <w:lvlJc w:val="left"/>
-      <w:pPr>
-        <w:ind w:left="2880" w:hanging="360"/>
-      </w:pPr>
-      <w:rPr>
-        <w:u w:val="none"/>
-      </w:rPr>
-    </w:lvl>
-    <w:lvl w:ilvl="4">
-      <w:start w:val="1"/>
-      <w:numFmt w:val="bullet"/>
-      <w:lvlText w:val="○"/>
-      <w:lvlJc w:val="left"/>
-      <w:pPr>
-        <w:ind w:left="3600" w:hanging="360"/>
-      </w:pPr>
-      <w:rPr>
-        <w:u w:val="none"/>
-      </w:rPr>
-    </w:lvl>
-    <w:lvl w:ilvl="5">
-      <w:start w:val="1"/>
-      <w:numFmt w:val="bullet"/>
-      <w:lvlText w:val="■"/>
-      <w:lvlJc w:val="left"/>
-      <w:pPr>
-        <w:ind w:left="4320" w:hanging="360"/>
-      </w:pPr>
-      <w:rPr>
-        <w:u w:val="none"/>
-      </w:rPr>
-    </w:lvl>
-    <w:lvl w:ilvl="6">
-      <w:start w:val="1"/>
-      <w:numFmt w:val="bullet"/>
-      <w:lvlText w:val="●"/>
-      <w:lvlJc w:val="left"/>
-      <w:pPr>
-        <w:ind w:left="5040" w:hanging="360"/>
-      </w:pPr>
-      <w:rPr>
-        <w:u w:val="none"/>
-      </w:rPr>
-    </w:lvl>
-    <w:lvl w:ilvl="7">
-      <w:start w:val="1"/>
-      <w:numFmt w:val="bullet"/>
-      <w:lvlText w:val="○"/>
-      <w:lvlJc w:val="left"/>
-      <w:pPr>
-        <w:ind w:left="5760" w:hanging="360"/>
-      </w:pPr>
-      <w:rPr>
-        <w:u w:val="none"/>
-      </w:rPr>
-    </w:lvl>
-    <w:lvl w:ilvl="8">
-      <w:start w:val="1"/>
-      <w:numFmt w:val="bullet"/>
-      <w:lvlText w:val="■"/>
-      <w:lvlJc w:val="left"/>
-      <w:pPr>
-        <w:ind w:left="6480" w:hanging="360"/>
-      </w:pPr>
-      <w:rPr>
-        <w:u w:val="none"/>
-      </w:rPr>
-    </w:lvl>
-  </w:abstractNum>
-  <w:abstractNum w:abstractNumId="18" w15:restartNumberingAfterBreak="0">
-    <w:nsid w:val="65FF2BAC"/>
-    <w:multiLevelType w:val="multilevel"/>
-    <w:tmpl w:val="363E33A2"/>
-    <w:lvl w:ilvl="0">
-      <w:start w:val="1"/>
-      <w:numFmt w:val="bullet"/>
-      <w:lvlText w:val="●"/>
-      <w:lvlJc w:val="left"/>
-      <w:pPr>
-        <w:ind w:left="720" w:hanging="360"/>
-      </w:pPr>
-      <w:rPr>
-        <w:u w:val="none"/>
-      </w:rPr>
-    </w:lvl>
-    <w:lvl w:ilvl="1">
-      <w:start w:val="1"/>
-      <w:numFmt w:val="bullet"/>
-      <w:lvlText w:val="○"/>
-      <w:lvlJc w:val="left"/>
-      <w:pPr>
-        <w:ind w:left="1440" w:hanging="360"/>
-      </w:pPr>
-      <w:rPr>
-        <w:u w:val="none"/>
-      </w:rPr>
-    </w:lvl>
-    <w:lvl w:ilvl="2">
-      <w:start w:val="1"/>
-      <w:numFmt w:val="bullet"/>
-      <w:lvlText w:val="■"/>
-      <w:lvlJc w:val="left"/>
-      <w:pPr>
-        <w:ind w:left="2160" w:hanging="360"/>
-      </w:pPr>
-      <w:rPr>
-        <w:u w:val="none"/>
-      </w:rPr>
-    </w:lvl>
-    <w:lvl w:ilvl="3">
-      <w:start w:val="1"/>
-      <w:numFmt w:val="bullet"/>
-      <w:lvlText w:val="●"/>
-      <w:lvlJc w:val="left"/>
-      <w:pPr>
-        <w:ind w:left="2880" w:hanging="360"/>
-      </w:pPr>
-      <w:rPr>
-        <w:u w:val="none"/>
-      </w:rPr>
-    </w:lvl>
-    <w:lvl w:ilvl="4">
-      <w:start w:val="1"/>
-      <w:numFmt w:val="bullet"/>
-      <w:lvlText w:val="○"/>
-      <w:lvlJc w:val="left"/>
-      <w:pPr>
-        <w:ind w:left="3600" w:hanging="360"/>
-      </w:pPr>
-      <w:rPr>
-        <w:u w:val="none"/>
-      </w:rPr>
-    </w:lvl>
-    <w:lvl w:ilvl="5">
-      <w:start w:val="1"/>
-      <w:numFmt w:val="bullet"/>
-      <w:lvlText w:val="■"/>
-      <w:lvlJc w:val="left"/>
-      <w:pPr>
-        <w:ind w:left="4320" w:hanging="360"/>
-      </w:pPr>
-      <w:rPr>
-        <w:u w:val="none"/>
-      </w:rPr>
-    </w:lvl>
-    <w:lvl w:ilvl="6">
-      <w:start w:val="1"/>
-      <w:numFmt w:val="bullet"/>
-      <w:lvlText w:val="●"/>
-      <w:lvlJc w:val="left"/>
-      <w:pPr>
-        <w:ind w:left="5040" w:hanging="360"/>
-      </w:pPr>
-      <w:rPr>
-        <w:u w:val="none"/>
-      </w:rPr>
-    </w:lvl>
-    <w:lvl w:ilvl="7">
-      <w:start w:val="1"/>
-      <w:numFmt w:val="bullet"/>
-      <w:lvlText w:val="○"/>
-      <w:lvlJc w:val="left"/>
-      <w:pPr>
-        <w:ind w:left="5760" w:hanging="360"/>
-      </w:pPr>
-      <w:rPr>
-        <w:u w:val="none"/>
-      </w:rPr>
-    </w:lvl>
-    <w:lvl w:ilvl="8">
-      <w:start w:val="1"/>
-      <w:numFmt w:val="bullet"/>
-      <w:lvlText w:val="■"/>
-      <w:lvlJc w:val="left"/>
-      <w:pPr>
-        <w:ind w:left="6480" w:hanging="360"/>
-      </w:pPr>
-      <w:rPr>
-        <w:u w:val="none"/>
-      </w:rPr>
-    </w:lvl>
-  </w:abstractNum>
-  <w:abstractNum w:abstractNumId="19" w15:restartNumberingAfterBreak="0">
-    <w:nsid w:val="7095475B"/>
-    <w:multiLevelType w:val="multilevel"/>
-    <w:tmpl w:val="6074C44A"/>
-    <w:lvl w:ilvl="0">
-      <w:start w:val="1"/>
-      <w:numFmt w:val="bullet"/>
-      <w:lvlText w:val="●"/>
-      <w:lvlJc w:val="left"/>
-      <w:pPr>
-        <w:ind w:left="720" w:hanging="360"/>
-      </w:pPr>
-      <w:rPr>
-        <w:u w:val="none"/>
-      </w:rPr>
-    </w:lvl>
-    <w:lvl w:ilvl="1">
-      <w:start w:val="1"/>
-      <w:numFmt w:val="bullet"/>
-      <w:lvlText w:val="○"/>
-      <w:lvlJc w:val="left"/>
-      <w:pPr>
-        <w:ind w:left="1440" w:hanging="360"/>
-      </w:pPr>
-      <w:rPr>
-        <w:u w:val="none"/>
-      </w:rPr>
-    </w:lvl>
-    <w:lvl w:ilvl="2">
-      <w:start w:val="1"/>
-      <w:numFmt w:val="bullet"/>
-      <w:lvlText w:val="■"/>
-      <w:lvlJc w:val="left"/>
-      <w:pPr>
-        <w:ind w:left="2160" w:hanging="360"/>
-      </w:pPr>
-      <w:rPr>
-        <w:u w:val="none"/>
-      </w:rPr>
-    </w:lvl>
-    <w:lvl w:ilvl="3">
-      <w:start w:val="1"/>
-      <w:numFmt w:val="bullet"/>
-      <w:lvlText w:val="●"/>
-      <w:lvlJc w:val="left"/>
-      <w:pPr>
-        <w:ind w:left="2880" w:hanging="360"/>
-      </w:pPr>
-      <w:rPr>
-        <w:u w:val="none"/>
-      </w:rPr>
-    </w:lvl>
-    <w:lvl w:ilvl="4">
-      <w:start w:val="1"/>
-      <w:numFmt w:val="bullet"/>
-      <w:lvlText w:val="○"/>
-      <w:lvlJc w:val="left"/>
-      <w:pPr>
-        <w:ind w:left="3600" w:hanging="360"/>
-      </w:pPr>
-      <w:rPr>
-        <w:u w:val="none"/>
-      </w:rPr>
-    </w:lvl>
-    <w:lvl w:ilvl="5">
-      <w:start w:val="1"/>
-      <w:numFmt w:val="bullet"/>
-      <w:lvlText w:val="■"/>
-      <w:lvlJc w:val="left"/>
-      <w:pPr>
-        <w:ind w:left="4320" w:hanging="360"/>
-      </w:pPr>
-      <w:rPr>
-        <w:u w:val="none"/>
-      </w:rPr>
-    </w:lvl>
-    <w:lvl w:ilvl="6">
-      <w:start w:val="1"/>
-      <w:numFmt w:val="bullet"/>
-      <w:lvlText w:val="●"/>
-      <w:lvlJc w:val="left"/>
-      <w:pPr>
-        <w:ind w:left="5040" w:hanging="360"/>
-      </w:pPr>
-      <w:rPr>
-        <w:u w:val="none"/>
-      </w:rPr>
-    </w:lvl>
-    <w:lvl w:ilvl="7">
-      <w:start w:val="1"/>
-      <w:numFmt w:val="bullet"/>
-      <w:lvlText w:val="○"/>
-      <w:lvlJc w:val="left"/>
-      <w:pPr>
-        <w:ind w:left="5760" w:hanging="360"/>
-      </w:pPr>
-      <w:rPr>
-        <w:u w:val="none"/>
-      </w:rPr>
-    </w:lvl>
-    <w:lvl w:ilvl="8">
-      <w:start w:val="1"/>
-      <w:numFmt w:val="bullet"/>
-      <w:lvlText w:val="■"/>
-      <w:lvlJc w:val="left"/>
-      <w:pPr>
-        <w:ind w:left="6480" w:hanging="360"/>
-      </w:pPr>
-      <w:rPr>
-        <w:u w:val="none"/>
-      </w:rPr>
-    </w:lvl>
-  </w:abstractNum>
-  <w:abstractNum w:abstractNumId="20" w15:restartNumberingAfterBreak="0">
-    <w:nsid w:val="70971368"/>
-    <w:multiLevelType w:val="multilevel"/>
-    <w:tmpl w:val="76E4782C"/>
-    <w:lvl w:ilvl="0">
-      <w:start w:val="1"/>
-      <w:numFmt w:val="bullet"/>
-      <w:lvlText w:val="●"/>
-      <w:lvlJc w:val="left"/>
-      <w:pPr>
-        <w:ind w:left="720" w:hanging="360"/>
-      </w:pPr>
-      <w:rPr>
-        <w:u w:val="none"/>
-      </w:rPr>
-    </w:lvl>
-    <w:lvl w:ilvl="1">
-      <w:start w:val="1"/>
-      <w:numFmt w:val="bullet"/>
-      <w:lvlText w:val="○"/>
-      <w:lvlJc w:val="left"/>
-      <w:pPr>
-        <w:ind w:left="1440" w:hanging="360"/>
-      </w:pPr>
-      <w:rPr>
-        <w:u w:val="none"/>
-      </w:rPr>
-    </w:lvl>
-    <w:lvl w:ilvl="2">
-      <w:start w:val="1"/>
-      <w:numFmt w:val="bullet"/>
-      <w:lvlText w:val="■"/>
-      <w:lvlJc w:val="left"/>
-      <w:pPr>
-        <w:ind w:left="2160" w:hanging="360"/>
-      </w:pPr>
-      <w:rPr>
-        <w:u w:val="none"/>
-      </w:rPr>
-    </w:lvl>
-    <w:lvl w:ilvl="3">
-      <w:start w:val="1"/>
-      <w:numFmt w:val="bullet"/>
-      <w:lvlText w:val="●"/>
-      <w:lvlJc w:val="left"/>
-      <w:pPr>
-        <w:ind w:left="2880" w:hanging="360"/>
-      </w:pPr>
-      <w:rPr>
-        <w:u w:val="none"/>
-      </w:rPr>
-    </w:lvl>
-    <w:lvl w:ilvl="4">
-      <w:start w:val="1"/>
-      <w:numFmt w:val="bullet"/>
-      <w:lvlText w:val="○"/>
-      <w:lvlJc w:val="left"/>
-      <w:pPr>
-        <w:ind w:left="3600" w:hanging="360"/>
-      </w:pPr>
-      <w:rPr>
-        <w:u w:val="none"/>
-      </w:rPr>
-    </w:lvl>
-    <w:lvl w:ilvl="5">
-      <w:start w:val="1"/>
-      <w:numFmt w:val="bullet"/>
-      <w:lvlText w:val="■"/>
-      <w:lvlJc w:val="left"/>
-      <w:pPr>
-        <w:ind w:left="4320" w:hanging="360"/>
-      </w:pPr>
-      <w:rPr>
-        <w:u w:val="none"/>
-      </w:rPr>
-    </w:lvl>
-    <w:lvl w:ilvl="6">
-      <w:start w:val="1"/>
-      <w:numFmt w:val="bullet"/>
-      <w:lvlText w:val="●"/>
-      <w:lvlJc w:val="left"/>
-      <w:pPr>
-        <w:ind w:left="5040" w:hanging="360"/>
-      </w:pPr>
-      <w:rPr>
-        <w:u w:val="none"/>
-      </w:rPr>
-    </w:lvl>
-    <w:lvl w:ilvl="7">
-      <w:start w:val="1"/>
-      <w:numFmt w:val="bullet"/>
-      <w:lvlText w:val="○"/>
-      <w:lvlJc w:val="left"/>
-      <w:pPr>
-        <w:ind w:left="5760" w:hanging="360"/>
-      </w:pPr>
-      <w:rPr>
-        <w:u w:val="none"/>
-      </w:rPr>
-    </w:lvl>
-    <w:lvl w:ilvl="8">
-      <w:start w:val="1"/>
-      <w:numFmt w:val="bullet"/>
-      <w:lvlText w:val="■"/>
-      <w:lvlJc w:val="left"/>
-      <w:pPr>
-        <w:ind w:left="6480" w:hanging="360"/>
-      </w:pPr>
-      <w:rPr>
-        <w:u w:val="none"/>
-      </w:rPr>
-    </w:lvl>
-  </w:abstractNum>
-  <w:abstractNum w:abstractNumId="21" w15:restartNumberingAfterBreak="0">
+  <w:abstractNum w:abstractNumId="7" w15:restartNumberingAfterBreak="0">
     <w:nsid w:val="73AE33EC"/>
     <w:multiLevelType w:val="multilevel"/>
     <w:tmpl w:val="4A66C032"/>
@@ -4311,71 +2939,29 @@
       </w:rPr>
     </w:lvl>
   </w:abstractNum>
-  <w:num w:numId="1" w16cid:durableId="1974946087">
-    <w:abstractNumId w:val="11"/>
+  <w:num w:numId="1" w16cid:durableId="936988034">
+    <w:abstractNumId w:val="0"/>
   </w:num>
-  <w:num w:numId="2" w16cid:durableId="145753894">
+  <w:num w:numId="2" w16cid:durableId="1902862177">
+    <w:abstractNumId w:val="5"/>
+  </w:num>
+  <w:num w:numId="3" w16cid:durableId="1434478149">
+    <w:abstractNumId w:val="3"/>
+  </w:num>
+  <w:num w:numId="4" w16cid:durableId="1803841875">
+    <w:abstractNumId w:val="4"/>
+  </w:num>
+  <w:num w:numId="5" w16cid:durableId="1709061932">
     <w:abstractNumId w:val="7"/>
   </w:num>
-  <w:num w:numId="3" w16cid:durableId="1596981488">
-    <w:abstractNumId w:val="18"/>
+  <w:num w:numId="6" w16cid:durableId="78142025">
+    <w:abstractNumId w:val="6"/>
   </w:num>
-  <w:num w:numId="4" w16cid:durableId="1460957494">
-    <w:abstractNumId w:val="20"/>
-  </w:num>
-  <w:num w:numId="5" w16cid:durableId="1245795888">
-    <w:abstractNumId w:val="17"/>
-  </w:num>
-  <w:num w:numId="6" w16cid:durableId="448940820">
-    <w:abstractNumId w:val="5"/>
-  </w:num>
-  <w:num w:numId="7" w16cid:durableId="568078269">
-    <w:abstractNumId w:val="14"/>
-  </w:num>
-  <w:num w:numId="8" w16cid:durableId="906694356">
-    <w:abstractNumId w:val="19"/>
-  </w:num>
-  <w:num w:numId="9" w16cid:durableId="1464929180">
-    <w:abstractNumId w:val="12"/>
-  </w:num>
-  <w:num w:numId="10" w16cid:durableId="1666779653">
-    <w:abstractNumId w:val="16"/>
-  </w:num>
-  <w:num w:numId="11" w16cid:durableId="1677075429">
-    <w:abstractNumId w:val="1"/>
-  </w:num>
-  <w:num w:numId="12" w16cid:durableId="1011496494">
-    <w:abstractNumId w:val="10"/>
-  </w:num>
-  <w:num w:numId="13" w16cid:durableId="988944048">
-    <w:abstractNumId w:val="4"/>
-  </w:num>
-  <w:num w:numId="14" w16cid:durableId="1998143771">
-    <w:abstractNumId w:val="0"/>
-  </w:num>
-  <w:num w:numId="15" w16cid:durableId="936988034">
+  <w:num w:numId="7" w16cid:durableId="882402071">
     <w:abstractNumId w:val="2"/>
   </w:num>
-  <w:num w:numId="16" w16cid:durableId="1902862177">
-    <w:abstractNumId w:val="13"/>
-  </w:num>
-  <w:num w:numId="17" w16cid:durableId="1434478149">
-    <w:abstractNumId w:val="8"/>
-  </w:num>
-  <w:num w:numId="18" w16cid:durableId="1803841875">
-    <w:abstractNumId w:val="9"/>
-  </w:num>
-  <w:num w:numId="19" w16cid:durableId="1709061932">
-    <w:abstractNumId w:val="21"/>
-  </w:num>
-  <w:num w:numId="20" w16cid:durableId="78142025">
-    <w:abstractNumId w:val="15"/>
-  </w:num>
-  <w:num w:numId="21" w16cid:durableId="882402071">
-    <w:abstractNumId w:val="6"/>
-  </w:num>
-  <w:num w:numId="22" w16cid:durableId="1724525012">
-    <w:abstractNumId w:val="3"/>
+  <w:num w:numId="8" w16cid:durableId="1724525012">
+    <w:abstractNumId w:val="1"/>
   </w:num>
 </w:numbering>
 </file>
@@ -4780,18 +3366,6 @@
   <w:style w:type="paragraph" w:default="1" w:styleId="Normal">
     <w:name w:val="Normal"/>
     <w:qFormat/>
-    <w:rsid w:val="00D210E0"/>
-    <w:pPr>
-      <w:spacing w:after="0" w:line="276" w:lineRule="auto"/>
-    </w:pPr>
-    <w:rPr>
-      <w:rFonts w:ascii="Arial" w:eastAsia="Arial" w:hAnsi="Arial" w:cs="Arial"/>
-      <w:kern w:val="0"/>
-      <w:sz w:val="22"/>
-      <w:szCs w:val="22"/>
-      <w:lang w:val="en"/>
-      <w14:ligatures w14:val="none"/>
-    </w:rPr>
   </w:style>
   <w:style w:type="paragraph" w:styleId="Heading1">
     <w:name w:val="heading 1"/>
@@ -4800,7 +3374,7 @@
     <w:link w:val="Heading1Char"/>
     <w:uiPriority w:val="9"/>
     <w:qFormat/>
-    <w:rsid w:val="00AF53FF"/>
+    <w:rsid w:val="00D87F12"/>
     <w:pPr>
       <w:keepNext/>
       <w:keepLines/>
@@ -4822,7 +3396,7 @@
     <w:uiPriority w:val="9"/>
     <w:unhideWhenUsed/>
     <w:qFormat/>
-    <w:rsid w:val="00AF53FF"/>
+    <w:rsid w:val="00D87F12"/>
     <w:pPr>
       <w:keepNext/>
       <w:keepLines/>
@@ -4844,7 +3418,7 @@
     <w:uiPriority w:val="9"/>
     <w:unhideWhenUsed/>
     <w:qFormat/>
-    <w:rsid w:val="00AF53FF"/>
+    <w:rsid w:val="00D87F12"/>
     <w:pPr>
       <w:keepNext/>
       <w:keepLines/>
@@ -4867,7 +3441,7 @@
     <w:semiHidden/>
     <w:unhideWhenUsed/>
     <w:qFormat/>
-    <w:rsid w:val="00AF53FF"/>
+    <w:rsid w:val="00D87F12"/>
     <w:pPr>
       <w:keepNext/>
       <w:keepLines/>
@@ -4890,7 +3464,7 @@
     <w:semiHidden/>
     <w:unhideWhenUsed/>
     <w:qFormat/>
-    <w:rsid w:val="00AF53FF"/>
+    <w:rsid w:val="00D87F12"/>
     <w:pPr>
       <w:keepNext/>
       <w:keepLines/>
@@ -4911,11 +3485,11 @@
     <w:semiHidden/>
     <w:unhideWhenUsed/>
     <w:qFormat/>
-    <w:rsid w:val="00AF53FF"/>
+    <w:rsid w:val="00D87F12"/>
     <w:pPr>
       <w:keepNext/>
       <w:keepLines/>
-      <w:spacing w:before="40"/>
+      <w:spacing w:before="40" w:after="0"/>
       <w:outlineLvl w:val="5"/>
     </w:pPr>
     <w:rPr>
@@ -4934,11 +3508,11 @@
     <w:semiHidden/>
     <w:unhideWhenUsed/>
     <w:qFormat/>
-    <w:rsid w:val="00AF53FF"/>
+    <w:rsid w:val="00D87F12"/>
     <w:pPr>
       <w:keepNext/>
       <w:keepLines/>
-      <w:spacing w:before="40"/>
+      <w:spacing w:before="40" w:after="0"/>
       <w:outlineLvl w:val="6"/>
     </w:pPr>
     <w:rPr>
@@ -4955,10 +3529,11 @@
     <w:semiHidden/>
     <w:unhideWhenUsed/>
     <w:qFormat/>
-    <w:rsid w:val="00AF53FF"/>
+    <w:rsid w:val="00D87F12"/>
     <w:pPr>
       <w:keepNext/>
       <w:keepLines/>
+      <w:spacing w:after="0"/>
       <w:outlineLvl w:val="7"/>
     </w:pPr>
     <w:rPr>
@@ -4977,10 +3552,11 @@
     <w:semiHidden/>
     <w:unhideWhenUsed/>
     <w:qFormat/>
-    <w:rsid w:val="00AF53FF"/>
+    <w:rsid w:val="00D87F12"/>
     <w:pPr>
       <w:keepNext/>
       <w:keepLines/>
+      <w:spacing w:after="0"/>
       <w:outlineLvl w:val="8"/>
     </w:pPr>
     <w:rPr>
@@ -5020,7 +3596,7 @@
     <w:basedOn w:val="DefaultParagraphFont"/>
     <w:link w:val="Heading1"/>
     <w:uiPriority w:val="9"/>
-    <w:rsid w:val="00AF53FF"/>
+    <w:rsid w:val="00D87F12"/>
     <w:rPr>
       <w:rFonts w:asciiTheme="majorHAnsi" w:eastAsiaTheme="majorEastAsia" w:hAnsiTheme="majorHAnsi" w:cstheme="majorBidi"/>
       <w:color w:val="2F5496" w:themeColor="accent1" w:themeShade="BF"/>
@@ -5033,7 +3609,7 @@
     <w:basedOn w:val="DefaultParagraphFont"/>
     <w:link w:val="Heading2"/>
     <w:uiPriority w:val="9"/>
-    <w:rsid w:val="00AF53FF"/>
+    <w:rsid w:val="00D87F12"/>
     <w:rPr>
       <w:rFonts w:asciiTheme="majorHAnsi" w:eastAsiaTheme="majorEastAsia" w:hAnsiTheme="majorHAnsi" w:cstheme="majorBidi"/>
       <w:color w:val="2F5496" w:themeColor="accent1" w:themeShade="BF"/>
@@ -5046,7 +3622,7 @@
     <w:basedOn w:val="DefaultParagraphFont"/>
     <w:link w:val="Heading3"/>
     <w:uiPriority w:val="9"/>
-    <w:rsid w:val="00AF53FF"/>
+    <w:rsid w:val="00D87F12"/>
     <w:rPr>
       <w:rFonts w:eastAsiaTheme="majorEastAsia" w:cstheme="majorBidi"/>
       <w:color w:val="2F5496" w:themeColor="accent1" w:themeShade="BF"/>
@@ -5060,7 +3636,7 @@
     <w:link w:val="Heading4"/>
     <w:uiPriority w:val="9"/>
     <w:semiHidden/>
-    <w:rsid w:val="00AF53FF"/>
+    <w:rsid w:val="00D87F12"/>
     <w:rPr>
       <w:rFonts w:eastAsiaTheme="majorEastAsia" w:cstheme="majorBidi"/>
       <w:i/>
@@ -5074,7 +3650,7 @@
     <w:link w:val="Heading5"/>
     <w:uiPriority w:val="9"/>
     <w:semiHidden/>
-    <w:rsid w:val="00AF53FF"/>
+    <w:rsid w:val="00D87F12"/>
     <w:rPr>
       <w:rFonts w:eastAsiaTheme="majorEastAsia" w:cstheme="majorBidi"/>
       <w:color w:val="2F5496" w:themeColor="accent1" w:themeShade="BF"/>
@@ -5086,7 +3662,7 @@
     <w:link w:val="Heading6"/>
     <w:uiPriority w:val="9"/>
     <w:semiHidden/>
-    <w:rsid w:val="00AF53FF"/>
+    <w:rsid w:val="00D87F12"/>
     <w:rPr>
       <w:rFonts w:eastAsiaTheme="majorEastAsia" w:cstheme="majorBidi"/>
       <w:i/>
@@ -5100,7 +3676,7 @@
     <w:link w:val="Heading7"/>
     <w:uiPriority w:val="9"/>
     <w:semiHidden/>
-    <w:rsid w:val="00AF53FF"/>
+    <w:rsid w:val="00D87F12"/>
     <w:rPr>
       <w:rFonts w:eastAsiaTheme="majorEastAsia" w:cstheme="majorBidi"/>
       <w:color w:val="595959" w:themeColor="text1" w:themeTint="A6"/>
@@ -5112,7 +3688,7 @@
     <w:link w:val="Heading8"/>
     <w:uiPriority w:val="9"/>
     <w:semiHidden/>
-    <w:rsid w:val="00AF53FF"/>
+    <w:rsid w:val="00D87F12"/>
     <w:rPr>
       <w:rFonts w:eastAsiaTheme="majorEastAsia" w:cstheme="majorBidi"/>
       <w:i/>
@@ -5126,7 +3702,7 @@
     <w:link w:val="Heading9"/>
     <w:uiPriority w:val="9"/>
     <w:semiHidden/>
-    <w:rsid w:val="00AF53FF"/>
+    <w:rsid w:val="00D87F12"/>
     <w:rPr>
       <w:rFonts w:eastAsiaTheme="majorEastAsia" w:cstheme="majorBidi"/>
       <w:color w:val="272727" w:themeColor="text1" w:themeTint="D8"/>
@@ -5139,7 +3715,7 @@
     <w:link w:val="TitleChar"/>
     <w:uiPriority w:val="10"/>
     <w:qFormat/>
-    <w:rsid w:val="00AF53FF"/>
+    <w:rsid w:val="00D87F12"/>
     <w:pPr>
       <w:spacing w:after="80" w:line="240" w:lineRule="auto"/>
       <w:contextualSpacing/>
@@ -5157,7 +3733,7 @@
     <w:basedOn w:val="DefaultParagraphFont"/>
     <w:link w:val="Title"/>
     <w:uiPriority w:val="10"/>
-    <w:rsid w:val="00AF53FF"/>
+    <w:rsid w:val="00D87F12"/>
     <w:rPr>
       <w:rFonts w:asciiTheme="majorHAnsi" w:eastAsiaTheme="majorEastAsia" w:hAnsiTheme="majorHAnsi" w:cstheme="majorBidi"/>
       <w:spacing w:val="-10"/>
@@ -5173,7 +3749,7 @@
     <w:link w:val="SubtitleChar"/>
     <w:uiPriority w:val="11"/>
     <w:qFormat/>
-    <w:rsid w:val="00AF53FF"/>
+    <w:rsid w:val="00D87F12"/>
     <w:pPr>
       <w:numPr>
         <w:ilvl w:val="1"/>
@@ -5192,7 +3768,7 @@
     <w:basedOn w:val="DefaultParagraphFont"/>
     <w:link w:val="Subtitle"/>
     <w:uiPriority w:val="11"/>
-    <w:rsid w:val="00AF53FF"/>
+    <w:rsid w:val="00D87F12"/>
     <w:rPr>
       <w:rFonts w:eastAsiaTheme="majorEastAsia" w:cstheme="majorBidi"/>
       <w:color w:val="595959" w:themeColor="text1" w:themeTint="A6"/>
@@ -5208,7 +3784,7 @@
     <w:link w:val="QuoteChar"/>
     <w:uiPriority w:val="29"/>
     <w:qFormat/>
-    <w:rsid w:val="00AF53FF"/>
+    <w:rsid w:val="00D87F12"/>
     <w:pPr>
       <w:spacing w:before="160"/>
       <w:jc w:val="center"/>
@@ -5224,7 +3800,7 @@
     <w:basedOn w:val="DefaultParagraphFont"/>
     <w:link w:val="Quote"/>
     <w:uiPriority w:val="29"/>
-    <w:rsid w:val="00AF53FF"/>
+    <w:rsid w:val="00D87F12"/>
     <w:rPr>
       <w:i/>
       <w:iCs/>
@@ -5236,7 +3812,7 @@
     <w:basedOn w:val="Normal"/>
     <w:uiPriority w:val="34"/>
     <w:qFormat/>
-    <w:rsid w:val="00AF53FF"/>
+    <w:rsid w:val="00D87F12"/>
     <w:pPr>
       <w:ind w:left="720"/>
       <w:contextualSpacing/>
@@ -5247,7 +3823,7 @@
     <w:basedOn w:val="DefaultParagraphFont"/>
     <w:uiPriority w:val="21"/>
     <w:qFormat/>
-    <w:rsid w:val="00AF53FF"/>
+    <w:rsid w:val="00D87F12"/>
     <w:rPr>
       <w:i/>
       <w:iCs/>
@@ -5261,7 +3837,7 @@
     <w:link w:val="IntenseQuoteChar"/>
     <w:uiPriority w:val="30"/>
     <w:qFormat/>
-    <w:rsid w:val="00AF53FF"/>
+    <w:rsid w:val="00D87F12"/>
     <w:pPr>
       <w:pBdr>
         <w:top w:val="single" w:sz="4" w:space="10" w:color="2F5496" w:themeColor="accent1" w:themeShade="BF"/>
@@ -5282,7 +3858,7 @@
     <w:basedOn w:val="DefaultParagraphFont"/>
     <w:link w:val="IntenseQuote"/>
     <w:uiPriority w:val="30"/>
-    <w:rsid w:val="00AF53FF"/>
+    <w:rsid w:val="00D87F12"/>
     <w:rPr>
       <w:i/>
       <w:iCs/>
@@ -5294,7 +3870,7 @@
     <w:basedOn w:val="DefaultParagraphFont"/>
     <w:uiPriority w:val="32"/>
     <w:qFormat/>
-    <w:rsid w:val="00AF53FF"/>
+    <w:rsid w:val="00D87F12"/>
     <w:rPr>
       <w:b/>
       <w:bCs/>
